--- a/DOCS_DA_CONVERTIRE/lastre_en.docx
+++ b/DOCS_DA_CONVERTIRE/lastre_en.docx
@@ -4,63 +4,107 @@
   <w:body>
     <w:p>
       <w:r>
-        <w:t xml:space="preserve">In Bologna, </w:t>
-      </w:r>
-      <w:proofErr w:type="spellStart"/>
-      <w:r>
-        <w:t>you'll</w:t>
-      </w:r>
-      <w:proofErr w:type="spellEnd"/>
-      <w:r>
-        <w:t xml:space="preserve"> </w:t>
-      </w:r>
-      <w:proofErr w:type="spellStart"/>
-      <w:r>
-        <w:t>find</w:t>
-      </w:r>
-      <w:proofErr w:type="spellEnd"/>
-      <w:r>
-        <w:t xml:space="preserve"> </w:t>
-      </w:r>
-      <w:proofErr w:type="spellStart"/>
-      <w:r>
+        <w:t xml:space="preserve">Walking </w:t>
+      </w:r>
+      <w:proofErr w:type="spellStart"/>
+      <w:r>
+        <w:t>through</w:t>
+      </w:r>
+      <w:proofErr w:type="spellEnd"/>
+      <w:r>
+        <w:t xml:space="preserve"> the </w:t>
+      </w:r>
+      <w:proofErr w:type="spellStart"/>
+      <w:r>
+        <w:t>historical</w:t>
+      </w:r>
+      <w:proofErr w:type="spellEnd"/>
+      <w:r>
+        <w:t xml:space="preserve"> center of Bologna, one </w:t>
+      </w:r>
+      <w:proofErr w:type="spellStart"/>
+      <w:r>
+        <w:t>often</w:t>
+      </w:r>
+      <w:proofErr w:type="spellEnd"/>
+      <w:r>
+        <w:t xml:space="preserve"> </w:t>
+      </w:r>
+      <w:proofErr w:type="spellStart"/>
+      <w:r>
+        <w:t>notices</w:t>
+      </w:r>
+      <w:proofErr w:type="spellEnd"/>
+      <w:r>
+        <w:t xml:space="preserve"> </w:t>
+      </w:r>
+      <w:proofErr w:type="spellStart"/>
+      <w:r>
+        <w:t>peculiar</w:t>
+      </w:r>
+      <w:proofErr w:type="spellEnd"/>
+      <w:r>
+        <w:t xml:space="preserve"> </w:t>
+      </w:r>
+      <w:proofErr w:type="spellStart"/>
+      <w:r>
+        <w:rPr>
+          <w:b/>
+          <w:bCs/>
+        </w:rPr>
         <w:t>sandstone</w:t>
       </w:r>
       <w:proofErr w:type="spellEnd"/>
       <w:r>
-        <w:t xml:space="preserve"> </w:t>
-      </w:r>
-      <w:proofErr w:type="spellStart"/>
-      <w:r>
-        <w:t>slabs</w:t>
-      </w:r>
-      <w:proofErr w:type="spellEnd"/>
-      <w:r>
-        <w:t xml:space="preserve"> in </w:t>
-      </w:r>
-      <w:proofErr w:type="spellStart"/>
-      <w:r>
-        <w:t>various</w:t>
-      </w:r>
-      <w:proofErr w:type="spellEnd"/>
-      <w:r>
-        <w:t xml:space="preserve"> streets of the </w:t>
-      </w:r>
-      <w:proofErr w:type="spellStart"/>
-      <w:r>
-        <w:t>historic</w:t>
-      </w:r>
-      <w:proofErr w:type="spellEnd"/>
-      <w:r>
-        <w:t xml:space="preserve"> center. </w:t>
-      </w:r>
-      <w:proofErr w:type="spellStart"/>
-      <w:r>
-        <w:t>They're</w:t>
-      </w:r>
-      <w:proofErr w:type="spellEnd"/>
-      <w:r>
-        <w:t xml:space="preserve"> </w:t>
+        <w:rPr>
+          <w:b/>
+          <w:bCs/>
+        </w:rPr>
+        <w:t xml:space="preserve"> and terracotta </w:t>
+      </w:r>
+      <w:proofErr w:type="spellStart"/>
+      <w:r>
+        <w:rPr>
+          <w:b/>
+          <w:bCs/>
+        </w:rPr>
+        <w:t>plaques</w:t>
+      </w:r>
+      <w:proofErr w:type="spellEnd"/>
+      <w:r>
+        <w:t xml:space="preserve"> embedded in the </w:t>
+      </w:r>
+      <w:proofErr w:type="spellStart"/>
+      <w:r>
+        <w:t>walls</w:t>
+      </w:r>
+      <w:proofErr w:type="spellEnd"/>
+      <w:r>
+        <w:t xml:space="preserve"> </w:t>
+      </w:r>
+      <w:proofErr w:type="spellStart"/>
+      <w:r>
+        <w:t>beside</w:t>
+      </w:r>
+      <w:proofErr w:type="spellEnd"/>
+      <w:r>
+        <w:t xml:space="preserve"> </w:t>
+      </w:r>
+      <w:proofErr w:type="spellStart"/>
+      <w:r>
+        <w:t>doorways</w:t>
+      </w:r>
+      <w:proofErr w:type="spellEnd"/>
+      <w:r>
+        <w:t xml:space="preserve">. </w:t>
+      </w:r>
+      <w:proofErr w:type="spellStart"/>
+      <w:r>
+        <w:t>These</w:t>
+      </w:r>
+      <w:proofErr w:type="spellEnd"/>
+      <w:r>
+        <w:t xml:space="preserve"> are </w:t>
       </w:r>
       <w:proofErr w:type="spellStart"/>
       <w:r>
@@ -68,7 +112,15 @@
       </w:r>
       <w:proofErr w:type="spellEnd"/>
       <w:r>
-        <w:t xml:space="preserve"> just decorative, </w:t>
+        <w:t xml:space="preserve"> mere </w:t>
+      </w:r>
+      <w:proofErr w:type="spellStart"/>
+      <w:r>
+        <w:t>decorations</w:t>
+      </w:r>
+      <w:proofErr w:type="spellEnd"/>
+      <w:r>
+        <w:t xml:space="preserve">, </w:t>
       </w:r>
       <w:proofErr w:type="spellStart"/>
       <w:r>
@@ -80,47 +132,23 @@
       </w:r>
       <w:proofErr w:type="spellStart"/>
       <w:r>
-        <w:t>also</w:t>
-      </w:r>
-      <w:proofErr w:type="spellEnd"/>
-      <w:r>
-        <w:t xml:space="preserve"> </w:t>
-      </w:r>
-      <w:proofErr w:type="spellStart"/>
-      <w:r>
-        <w:t>have</w:t>
-      </w:r>
-      <w:proofErr w:type="spellEnd"/>
-      <w:r>
-        <w:t xml:space="preserve"> a </w:t>
-      </w:r>
-      <w:proofErr w:type="spellStart"/>
-      <w:r>
-        <w:t>very</w:t>
-      </w:r>
-      <w:proofErr w:type="spellEnd"/>
-      <w:r>
-        <w:t xml:space="preserve"> </w:t>
-      </w:r>
-      <w:proofErr w:type="spellStart"/>
-      <w:r>
-        <w:t>interesting</w:t>
-      </w:r>
-      <w:proofErr w:type="spellEnd"/>
-      <w:r>
-        <w:t xml:space="preserve"> </w:t>
-      </w:r>
-      <w:proofErr w:type="spellStart"/>
-      <w:r>
-        <w:t>historical</w:t>
-      </w:r>
-      <w:proofErr w:type="spellEnd"/>
-      <w:r>
-        <w:t xml:space="preserve"> </w:t>
-      </w:r>
-      <w:proofErr w:type="spellStart"/>
-      <w:r>
-        <w:t>significance</w:t>
+        <w:t>tangible</w:t>
+      </w:r>
+      <w:proofErr w:type="spellEnd"/>
+      <w:r>
+        <w:t xml:space="preserve"> </w:t>
+      </w:r>
+      <w:proofErr w:type="spellStart"/>
+      <w:r>
+        <w:t>remnants</w:t>
+      </w:r>
+      <w:proofErr w:type="spellEnd"/>
+      <w:r>
+        <w:t xml:space="preserve"> of an urban management </w:t>
+      </w:r>
+      <w:proofErr w:type="spellStart"/>
+      <w:r>
+        <w:t>revolution</w:t>
       </w:r>
       <w:proofErr w:type="spellEnd"/>
       <w:r>
@@ -128,132 +156,585 @@
       </w:r>
     </w:p>
     <w:p>
-      <w:proofErr w:type="spellStart"/>
-      <w:r>
-        <w:t>These</w:t>
-      </w:r>
-      <w:proofErr w:type="spellEnd"/>
-      <w:r>
-        <w:t xml:space="preserve"> are the </w:t>
-      </w:r>
-      <w:proofErr w:type="spellStart"/>
-      <w:r>
-        <w:t>oldest</w:t>
-      </w:r>
-      <w:proofErr w:type="spellEnd"/>
-      <w:r>
-        <w:t xml:space="preserve"> house </w:t>
-      </w:r>
-      <w:proofErr w:type="spellStart"/>
-      <w:r>
-        <w:t>numbers</w:t>
-      </w:r>
-      <w:proofErr w:type="spellEnd"/>
-      <w:r>
-        <w:t xml:space="preserve"> in the city. </w:t>
-      </w:r>
-      <w:proofErr w:type="spellStart"/>
-      <w:r>
-        <w:t>They</w:t>
-      </w:r>
-      <w:proofErr w:type="spellEnd"/>
-      <w:r>
-        <w:t xml:space="preserve"> </w:t>
-      </w:r>
-      <w:proofErr w:type="spellStart"/>
-      <w:r>
-        <w:t>were</w:t>
-      </w:r>
-      <w:proofErr w:type="spellEnd"/>
-      <w:r>
-        <w:t xml:space="preserve"> </w:t>
-      </w:r>
-      <w:proofErr w:type="spellStart"/>
-      <w:r>
-        <w:t>introduced</w:t>
-      </w:r>
-      <w:proofErr w:type="spellEnd"/>
-      <w:r>
-        <w:t xml:space="preserve"> </w:t>
-      </w:r>
-      <w:proofErr w:type="spellStart"/>
-      <w:r>
-        <w:t>at</w:t>
-      </w:r>
-      <w:proofErr w:type="spellEnd"/>
-      <w:r>
-        <w:t xml:space="preserve"> the end of the 18th </w:t>
-      </w:r>
-      <w:proofErr w:type="spellStart"/>
-      <w:r>
-        <w:t>century</w:t>
-      </w:r>
-      <w:proofErr w:type="spellEnd"/>
-      <w:r>
-        <w:t xml:space="preserve">, </w:t>
-      </w:r>
-      <w:proofErr w:type="spellStart"/>
-      <w:r>
-        <w:t>when</w:t>
-      </w:r>
-      <w:proofErr w:type="spellEnd"/>
-      <w:r>
-        <w:t xml:space="preserve"> Bologna </w:t>
-      </w:r>
-      <w:proofErr w:type="spellStart"/>
-      <w:r>
-        <w:t>was</w:t>
-      </w:r>
-      <w:proofErr w:type="spellEnd"/>
-      <w:r>
-        <w:t xml:space="preserve"> under </w:t>
-      </w:r>
-      <w:proofErr w:type="spellStart"/>
-      <w:r>
-        <w:t>Napoleonic</w:t>
-      </w:r>
-      <w:proofErr w:type="spellEnd"/>
-      <w:r>
-        <w:t xml:space="preserve"> rule, to </w:t>
-      </w:r>
-      <w:proofErr w:type="spellStart"/>
-      <w:r>
-        <w:t>better</w:t>
-      </w:r>
-      <w:proofErr w:type="spellEnd"/>
-      <w:r>
-        <w:t xml:space="preserve"> </w:t>
-      </w:r>
-      <w:proofErr w:type="spellStart"/>
-      <w:r>
-        <w:t>organize</w:t>
-      </w:r>
-      <w:proofErr w:type="spellEnd"/>
-      <w:r>
-        <w:t xml:space="preserve"> the </w:t>
-      </w:r>
-      <w:proofErr w:type="spellStart"/>
-      <w:r>
-        <w:t>postal</w:t>
-      </w:r>
-      <w:proofErr w:type="spellEnd"/>
-      <w:r>
-        <w:t xml:space="preserve"> service and city management.</w:t>
-      </w:r>
+      <w:pPr>
+        <w:rPr>
+          <w:b/>
+          <w:bCs/>
+        </w:rPr>
+      </w:pPr>
+      <w:r>
+        <w:rPr>
+          <w:b/>
+          <w:bCs/>
+        </w:rPr>
+        <w:t xml:space="preserve">History and </w:t>
+      </w:r>
+      <w:proofErr w:type="spellStart"/>
+      <w:r>
+        <w:rPr>
+          <w:b/>
+          <w:bCs/>
+        </w:rPr>
+        <w:t>Origin</w:t>
+      </w:r>
+      <w:proofErr w:type="spellEnd"/>
+      <w:r>
+        <w:rPr>
+          <w:b/>
+          <w:bCs/>
+        </w:rPr>
+        <w:t xml:space="preserve"> of House </w:t>
+      </w:r>
+      <w:proofErr w:type="spellStart"/>
+      <w:r>
+        <w:rPr>
+          <w:b/>
+          <w:bCs/>
+        </w:rPr>
+        <w:t>Numbering</w:t>
+      </w:r>
+      <w:proofErr w:type="spellEnd"/>
     </w:p>
     <w:p>
       <w:pPr>
+        <w:numPr>
+          <w:ilvl w:val="0"/>
+          <w:numId w:val="1"/>
+        </w:numPr>
+      </w:pPr>
+      <w:r>
+        <w:rPr>
+          <w:b/>
+          <w:bCs/>
+        </w:rPr>
+        <w:t>The Pre-</w:t>
+      </w:r>
+      <w:proofErr w:type="spellStart"/>
+      <w:r>
+        <w:rPr>
+          <w:b/>
+          <w:bCs/>
+        </w:rPr>
+        <w:t>Napoleonic</w:t>
+      </w:r>
+      <w:proofErr w:type="spellEnd"/>
+      <w:r>
+        <w:rPr>
+          <w:b/>
+          <w:bCs/>
+        </w:rPr>
+        <w:t xml:space="preserve"> Era:</w:t>
+      </w:r>
+      <w:r>
+        <w:t xml:space="preserve"> </w:t>
+      </w:r>
+      <w:proofErr w:type="spellStart"/>
+      <w:r>
+        <w:t>Before</w:t>
+      </w:r>
+      <w:proofErr w:type="spellEnd"/>
+      <w:r>
+        <w:t xml:space="preserve"> the late 18th </w:t>
+      </w:r>
+      <w:proofErr w:type="spellStart"/>
+      <w:r>
+        <w:t>century</w:t>
+      </w:r>
+      <w:proofErr w:type="spellEnd"/>
+      <w:r>
+        <w:t xml:space="preserve">, </w:t>
+      </w:r>
+      <w:proofErr w:type="spellStart"/>
+      <w:r>
+        <w:t>houses</w:t>
+      </w:r>
+      <w:proofErr w:type="spellEnd"/>
+      <w:r>
+        <w:t xml:space="preserve"> in Bologna </w:t>
+      </w:r>
+      <w:proofErr w:type="spellStart"/>
+      <w:r>
+        <w:t>had</w:t>
+      </w:r>
+      <w:proofErr w:type="spellEnd"/>
+      <w:r>
+        <w:t xml:space="preserve"> no street </w:t>
+      </w:r>
+      <w:proofErr w:type="spellStart"/>
+      <w:r>
+        <w:t>numbers</w:t>
+      </w:r>
+      <w:proofErr w:type="spellEnd"/>
+      <w:r>
+        <w:t xml:space="preserve">. </w:t>
+      </w:r>
+      <w:proofErr w:type="spellStart"/>
+      <w:r>
+        <w:t>Orientation</w:t>
+      </w:r>
+      <w:proofErr w:type="spellEnd"/>
+      <w:r>
+        <w:t xml:space="preserve"> </w:t>
+      </w:r>
+      <w:proofErr w:type="spellStart"/>
+      <w:r>
+        <w:t>relied</w:t>
+      </w:r>
+      <w:proofErr w:type="spellEnd"/>
+      <w:r>
+        <w:t xml:space="preserve"> on </w:t>
+      </w:r>
+      <w:proofErr w:type="spellStart"/>
+      <w:r>
+        <w:t>informal</w:t>
+      </w:r>
+      <w:proofErr w:type="spellEnd"/>
+      <w:r>
+        <w:t xml:space="preserve"> landmarks: family names, shop </w:t>
+      </w:r>
+      <w:proofErr w:type="spellStart"/>
+      <w:r>
+        <w:t>signs</w:t>
+      </w:r>
+      <w:proofErr w:type="spellEnd"/>
+      <w:r>
+        <w:t xml:space="preserve">, </w:t>
+      </w:r>
+      <w:proofErr w:type="spellStart"/>
+      <w:r>
+        <w:t>wall</w:t>
+      </w:r>
+      <w:proofErr w:type="spellEnd"/>
+      <w:r>
+        <w:t xml:space="preserve"> </w:t>
+      </w:r>
+      <w:proofErr w:type="spellStart"/>
+      <w:r>
+        <w:t>frescoes</w:t>
+      </w:r>
+      <w:proofErr w:type="spellEnd"/>
+      <w:r>
+        <w:t xml:space="preserve">, or </w:t>
+      </w:r>
+      <w:proofErr w:type="spellStart"/>
+      <w:r>
+        <w:t>distinctive</w:t>
+      </w:r>
+      <w:proofErr w:type="spellEnd"/>
+      <w:r>
+        <w:t xml:space="preserve"> </w:t>
+      </w:r>
+      <w:proofErr w:type="spellStart"/>
+      <w:r>
+        <w:t>facade</w:t>
+      </w:r>
+      <w:proofErr w:type="spellEnd"/>
+      <w:r>
+        <w:t xml:space="preserve"> features.</w:t>
+      </w:r>
+    </w:p>
+    <w:p>
+      <w:pPr>
+        <w:numPr>
+          <w:ilvl w:val="0"/>
+          <w:numId w:val="1"/>
+        </w:numPr>
+      </w:pPr>
+      <w:r>
+        <w:rPr>
+          <w:b/>
+          <w:bCs/>
+        </w:rPr>
+        <w:t xml:space="preserve">Late 18th-Century </w:t>
+      </w:r>
+      <w:proofErr w:type="spellStart"/>
+      <w:r>
+        <w:rPr>
+          <w:b/>
+          <w:bCs/>
+        </w:rPr>
+        <w:t>Reform</w:t>
+      </w:r>
+      <w:proofErr w:type="spellEnd"/>
+      <w:r>
+        <w:rPr>
+          <w:b/>
+          <w:bCs/>
+        </w:rPr>
+        <w:t>:</w:t>
+      </w:r>
+      <w:r>
+        <w:t xml:space="preserve"> Under </w:t>
+      </w:r>
+      <w:proofErr w:type="spellStart"/>
+      <w:r>
+        <w:t>Napoleonic</w:t>
+      </w:r>
+      <w:proofErr w:type="spellEnd"/>
+      <w:r>
+        <w:t xml:space="preserve"> rule (1795–1796), a </w:t>
+      </w:r>
+      <w:proofErr w:type="spellStart"/>
+      <w:r>
+        <w:t>systematic</w:t>
+      </w:r>
+      <w:proofErr w:type="spellEnd"/>
+      <w:r>
+        <w:t xml:space="preserve"> house-</w:t>
+      </w:r>
+      <w:proofErr w:type="spellStart"/>
+      <w:r>
+        <w:t>numbering</w:t>
+      </w:r>
+      <w:proofErr w:type="spellEnd"/>
+      <w:r>
+        <w:t xml:space="preserve"> system </w:t>
+      </w:r>
+      <w:proofErr w:type="spellStart"/>
+      <w:r>
+        <w:t>was</w:t>
+      </w:r>
+      <w:proofErr w:type="spellEnd"/>
+      <w:r>
+        <w:t xml:space="preserve"> </w:t>
+      </w:r>
+      <w:proofErr w:type="spellStart"/>
+      <w:r>
+        <w:t>introduced</w:t>
+      </w:r>
+      <w:proofErr w:type="spellEnd"/>
+      <w:r>
+        <w:t xml:space="preserve"> to </w:t>
+      </w:r>
+      <w:proofErr w:type="spellStart"/>
+      <w:r>
+        <w:t>improve</w:t>
+      </w:r>
+      <w:proofErr w:type="spellEnd"/>
+      <w:r>
+        <w:t xml:space="preserve"> </w:t>
+      </w:r>
+      <w:proofErr w:type="spellStart"/>
+      <w:r>
+        <w:t>postal</w:t>
+      </w:r>
+      <w:proofErr w:type="spellEnd"/>
+      <w:r>
+        <w:t xml:space="preserve"> delivery, tax </w:t>
+      </w:r>
+      <w:proofErr w:type="spellStart"/>
+      <w:r>
+        <w:t>administration</w:t>
+      </w:r>
+      <w:proofErr w:type="spellEnd"/>
+      <w:r>
+        <w:t xml:space="preserve">, and </w:t>
+      </w:r>
+      <w:proofErr w:type="spellStart"/>
+      <w:r>
+        <w:t>civic</w:t>
+      </w:r>
+      <w:proofErr w:type="spellEnd"/>
+      <w:r>
+        <w:t xml:space="preserve"> </w:t>
+      </w:r>
+      <w:proofErr w:type="spellStart"/>
+      <w:r>
+        <w:t>organization</w:t>
+      </w:r>
+      <w:proofErr w:type="spellEnd"/>
+      <w:r>
+        <w:t>.</w:t>
+      </w:r>
+    </w:p>
+    <w:p>
+      <w:pPr>
+        <w:numPr>
+          <w:ilvl w:val="0"/>
+          <w:numId w:val="1"/>
+        </w:numPr>
+      </w:pPr>
+      <w:proofErr w:type="spellStart"/>
+      <w:r>
+        <w:rPr>
+          <w:b/>
+          <w:bCs/>
+        </w:rPr>
+        <w:t>Comparing</w:t>
+      </w:r>
+      <w:proofErr w:type="spellEnd"/>
+      <w:r>
+        <w:rPr>
+          <w:b/>
+          <w:bCs/>
+        </w:rPr>
+        <w:t xml:space="preserve"> </w:t>
+      </w:r>
+      <w:proofErr w:type="spellStart"/>
+      <w:r>
+        <w:rPr>
+          <w:b/>
+          <w:bCs/>
+        </w:rPr>
+        <w:t>Materials</w:t>
+      </w:r>
+      <w:proofErr w:type="spellEnd"/>
+      <w:r>
+        <w:rPr>
+          <w:b/>
+          <w:bCs/>
+        </w:rPr>
+        <w:t xml:space="preserve"> (Sandstone vs. Terracotta):</w:t>
+      </w:r>
+      <w:r>
+        <w:t xml:space="preserve"> The </w:t>
+      </w:r>
+      <w:proofErr w:type="spellStart"/>
+      <w:r>
+        <w:t>earliest</w:t>
+      </w:r>
+      <w:proofErr w:type="spellEnd"/>
+      <w:r>
+        <w:t xml:space="preserve"> </w:t>
+      </w:r>
+      <w:proofErr w:type="spellStart"/>
+      <w:r>
+        <w:t>plaques</w:t>
+      </w:r>
+      <w:proofErr w:type="spellEnd"/>
+      <w:r>
+        <w:t xml:space="preserve"> </w:t>
+      </w:r>
+      <w:proofErr w:type="spellStart"/>
+      <w:r>
+        <w:t>were</w:t>
+      </w:r>
+      <w:proofErr w:type="spellEnd"/>
+      <w:r>
+        <w:t xml:space="preserve"> hand-</w:t>
+      </w:r>
+      <w:proofErr w:type="spellStart"/>
+      <w:r>
+        <w:t>carved</w:t>
+      </w:r>
+      <w:proofErr w:type="spellEnd"/>
+      <w:r>
+        <w:t xml:space="preserve"> in </w:t>
+      </w:r>
+      <w:proofErr w:type="spellStart"/>
+      <w:r>
+        <w:rPr>
+          <w:b/>
+          <w:bCs/>
+        </w:rPr>
+        <w:t>sandstone</w:t>
+      </w:r>
+      <w:proofErr w:type="spellEnd"/>
+      <w:r>
+        <w:t xml:space="preserve"> (</w:t>
+      </w:r>
+      <w:r>
+        <w:rPr>
+          <w:i/>
+          <w:iCs/>
+        </w:rPr>
+        <w:t>arenaria</w:t>
+      </w:r>
+      <w:r>
+        <w:t xml:space="preserve">), the </w:t>
+      </w:r>
+      <w:proofErr w:type="spellStart"/>
+      <w:r>
+        <w:t>traditional</w:t>
+      </w:r>
+      <w:proofErr w:type="spellEnd"/>
+      <w:r>
+        <w:t xml:space="preserve"> stone from the </w:t>
+      </w:r>
+      <w:proofErr w:type="spellStart"/>
+      <w:r>
+        <w:t>local</w:t>
+      </w:r>
+      <w:proofErr w:type="spellEnd"/>
+      <w:r>
+        <w:t xml:space="preserve"> </w:t>
+      </w:r>
+      <w:proofErr w:type="spellStart"/>
+      <w:r>
+        <w:t>hills</w:t>
+      </w:r>
+      <w:proofErr w:type="spellEnd"/>
+      <w:r>
+        <w:t>. Hand-</w:t>
+      </w:r>
+      <w:proofErr w:type="spellStart"/>
+      <w:r>
+        <w:t>engraving</w:t>
+      </w:r>
+      <w:proofErr w:type="spellEnd"/>
+      <w:r>
+        <w:t xml:space="preserve"> stone </w:t>
+      </w:r>
+      <w:proofErr w:type="spellStart"/>
+      <w:r>
+        <w:t>was</w:t>
+      </w:r>
+      <w:proofErr w:type="spellEnd"/>
+      <w:r>
+        <w:t xml:space="preserve"> a </w:t>
+      </w:r>
+      <w:proofErr w:type="spellStart"/>
+      <w:r>
+        <w:t>skilled</w:t>
+      </w:r>
+      <w:proofErr w:type="spellEnd"/>
+      <w:r>
+        <w:t xml:space="preserve"> </w:t>
+      </w:r>
+      <w:proofErr w:type="spellStart"/>
+      <w:r>
+        <w:t>craft</w:t>
+      </w:r>
+      <w:proofErr w:type="spellEnd"/>
+      <w:r>
+        <w:t xml:space="preserve"> </w:t>
+      </w:r>
+      <w:proofErr w:type="spellStart"/>
+      <w:r>
+        <w:t>aimed</w:t>
+      </w:r>
+      <w:proofErr w:type="spellEnd"/>
+      <w:r>
+        <w:t xml:space="preserve"> </w:t>
+      </w:r>
+      <w:proofErr w:type="spellStart"/>
+      <w:r>
+        <w:t>at</w:t>
+      </w:r>
+      <w:proofErr w:type="spellEnd"/>
+      <w:r>
+        <w:t xml:space="preserve"> </w:t>
+      </w:r>
+      <w:proofErr w:type="spellStart"/>
+      <w:r>
+        <w:t>durability</w:t>
+      </w:r>
+      <w:proofErr w:type="spellEnd"/>
+      <w:r>
+        <w:t xml:space="preserve">. Over time, </w:t>
+      </w:r>
+      <w:r>
+        <w:rPr>
+          <w:b/>
+          <w:bCs/>
+        </w:rPr>
+        <w:t>terracotta</w:t>
+      </w:r>
+      <w:r>
+        <w:t xml:space="preserve"> </w:t>
+      </w:r>
+      <w:proofErr w:type="spellStart"/>
+      <w:r>
+        <w:t>plaques</w:t>
+      </w:r>
+      <w:proofErr w:type="spellEnd"/>
+      <w:r>
+        <w:t xml:space="preserve"> </w:t>
+      </w:r>
+      <w:proofErr w:type="spellStart"/>
+      <w:r>
+        <w:t>became</w:t>
+      </w:r>
+      <w:proofErr w:type="spellEnd"/>
+      <w:r>
+        <w:t xml:space="preserve"> </w:t>
+      </w:r>
+      <w:proofErr w:type="spellStart"/>
+      <w:r>
+        <w:t>widely</w:t>
+      </w:r>
+      <w:proofErr w:type="spellEnd"/>
+      <w:r>
+        <w:t xml:space="preserve"> </w:t>
+      </w:r>
+      <w:proofErr w:type="spellStart"/>
+      <w:r>
+        <w:t>used</w:t>
+      </w:r>
+      <w:proofErr w:type="spellEnd"/>
+      <w:r>
+        <w:t xml:space="preserve"> </w:t>
+      </w:r>
+      <w:proofErr w:type="spellStart"/>
+      <w:r>
+        <w:t>as</w:t>
+      </w:r>
+      <w:proofErr w:type="spellEnd"/>
+      <w:r>
+        <w:t xml:space="preserve"> a </w:t>
+      </w:r>
+      <w:proofErr w:type="spellStart"/>
+      <w:r>
+        <w:t>cheaper</w:t>
+      </w:r>
+      <w:proofErr w:type="spellEnd"/>
+      <w:r>
+        <w:t>, mass-</w:t>
+      </w:r>
+      <w:proofErr w:type="spellStart"/>
+      <w:r>
+        <w:t>produced</w:t>
+      </w:r>
+      <w:proofErr w:type="spellEnd"/>
+      <w:r>
+        <w:t xml:space="preserve"> alternative to </w:t>
+      </w:r>
+      <w:proofErr w:type="spellStart"/>
+      <w:r>
+        <w:t>replace</w:t>
+      </w:r>
+      <w:proofErr w:type="spellEnd"/>
+      <w:r>
+        <w:t xml:space="preserve"> </w:t>
+      </w:r>
+      <w:proofErr w:type="spellStart"/>
+      <w:r>
+        <w:t>worn</w:t>
+      </w:r>
+      <w:proofErr w:type="spellEnd"/>
+      <w:r>
+        <w:t xml:space="preserve"> stones or </w:t>
+      </w:r>
+      <w:proofErr w:type="spellStart"/>
+      <w:r>
+        <w:t>fit</w:t>
+      </w:r>
+      <w:proofErr w:type="spellEnd"/>
+      <w:r>
+        <w:t xml:space="preserve"> new buildings.</w:t>
+      </w:r>
+    </w:p>
+    <w:p>
+      <w:pPr>
+        <w:pStyle w:val="Paragrafoelenco"/>
+        <w:numPr>
+          <w:ilvl w:val="0"/>
+          <w:numId w:val="1"/>
+        </w:numPr>
         <w:jc w:val="center"/>
+        <w:rPr>
+          <w:u w:val="single"/>
+        </w:rPr>
       </w:pPr>
       <w:r>
         <w:rPr>
           <w:noProof/>
         </w:rPr>
         <w:drawing>
-          <wp:inline distT="0" distB="0" distL="0" distR="0" wp14:anchorId="281DCC5C" wp14:editId="0C0E250A">
+          <wp:inline distT="0" distB="0" distL="0" distR="0" wp14:anchorId="5FD774D7" wp14:editId="67AA5437">
             <wp:extent cx="1508760" cy="1341120"/>
             <wp:effectExtent l="0" t="0" r="0" b="0"/>
-            <wp:docPr id="941520707" name="Immagine 2" descr="The Slabs and the Numbers"/>
+            <wp:docPr id="324577195" name="Immagine 2" descr="Le Lastre e i Numeri"/>
             <wp:cNvGraphicFramePr>
               <a:graphicFrameLocks xmlns:a="http://schemas.openxmlformats.org/drawingml/2006/main" noChangeAspect="1"/>
             </wp:cNvGraphicFramePr>
@@ -261,13 +742,13 @@
               <a:graphicData uri="http://schemas.openxmlformats.org/drawingml/2006/picture">
                 <pic:pic xmlns:pic="http://schemas.openxmlformats.org/drawingml/2006/picture">
                   <pic:nvPicPr>
-                    <pic:cNvPr id="0" name="pageImage2" descr="The Slabs and the Numbers"/>
+                    <pic:cNvPr id="0" name="pageImage2" descr="Le Lastre e i Numeri"/>
                     <pic:cNvPicPr>
                       <a:picLocks noChangeAspect="1" noChangeArrowheads="1"/>
                     </pic:cNvPicPr>
                   </pic:nvPicPr>
                   <pic:blipFill>
-                    <a:blip r:embed="rId4">
+                    <a:blip r:embed="rId5">
                       <a:extLst>
                         <a:ext uri="{28A0092B-C50C-407E-A947-70E740481C1C}">
                           <a14:useLocalDpi xmlns:a14="http://schemas.microsoft.com/office/drawing/2010/main" val="0"/>
@@ -298,142 +779,173 @@
           </wp:inline>
         </w:drawing>
       </w:r>
+      <w:r>
+        <w:br/>
+        <w:t>[</w:t>
+      </w:r>
+      <w:proofErr w:type="spellStart"/>
+      <w:r>
+        <w:t>SPLIT_BLOCK:civico_arenaria.jpg</w:t>
+      </w:r>
+      <w:proofErr w:type="spellEnd"/>
+      <w:r>
+        <w:t>]</w:t>
+      </w:r>
+    </w:p>
+    <w:p/>
+    <w:p>
+      <w:pPr>
+        <w:rPr>
+          <w:b/>
+          <w:bCs/>
+        </w:rPr>
+      </w:pPr>
+      <w:r>
+        <w:rPr>
+          <w:b/>
+          <w:bCs/>
+        </w:rPr>
+        <w:t>The Case of Via Tanari Vecchia 11 (</w:t>
+      </w:r>
+      <w:proofErr w:type="spellStart"/>
+      <w:r>
+        <w:rPr>
+          <w:b/>
+          <w:bCs/>
+        </w:rPr>
+        <w:t>former</w:t>
+      </w:r>
+      <w:proofErr w:type="spellEnd"/>
+      <w:r>
+        <w:rPr>
+          <w:b/>
+          <w:bCs/>
+        </w:rPr>
+        <w:t xml:space="preserve"> No. 1202)</w:t>
+      </w:r>
     </w:p>
     <w:p>
-      <w:pPr>
-        <w:rPr>
-          <w:u w:val="single"/>
-        </w:rPr>
-      </w:pPr>
-      <w:r>
-        <w:t>[</w:t>
-      </w:r>
-      <w:proofErr w:type="spellStart"/>
-      <w:r>
-        <w:t>SPLIT_</w:t>
-      </w:r>
-      <w:proofErr w:type="gramStart"/>
-      <w:r>
-        <w:t>BLOCK:civico_arenaria.jpg</w:t>
-      </w:r>
-      <w:proofErr w:type="spellEnd"/>
-      <w:proofErr w:type="gramEnd"/>
-      <w:r>
-        <w:t>]</w:t>
+      <w:r>
+        <w:t xml:space="preserve">A clear </w:t>
+      </w:r>
+      <w:proofErr w:type="spellStart"/>
+      <w:r>
+        <w:t>example</w:t>
+      </w:r>
+      <w:proofErr w:type="spellEnd"/>
+      <w:r>
+        <w:t xml:space="preserve"> of </w:t>
+      </w:r>
+      <w:proofErr w:type="spellStart"/>
+      <w:r>
+        <w:t>this</w:t>
+      </w:r>
+      <w:proofErr w:type="spellEnd"/>
+      <w:r>
+        <w:t xml:space="preserve"> </w:t>
+      </w:r>
+      <w:proofErr w:type="spellStart"/>
+      <w:r>
+        <w:t>historical</w:t>
+      </w:r>
+      <w:proofErr w:type="spellEnd"/>
+      <w:r>
+        <w:t xml:space="preserve"> shift </w:t>
+      </w:r>
+      <w:proofErr w:type="spellStart"/>
+      <w:r>
+        <w:t>is</w:t>
+      </w:r>
+      <w:proofErr w:type="spellEnd"/>
+      <w:r>
+        <w:t xml:space="preserve"> </w:t>
+      </w:r>
+      <w:proofErr w:type="spellStart"/>
+      <w:r>
+        <w:t>found</w:t>
+      </w:r>
+      <w:proofErr w:type="spellEnd"/>
+      <w:r>
+        <w:t xml:space="preserve"> in </w:t>
+      </w:r>
+      <w:r>
+        <w:rPr>
+          <w:b/>
+          <w:bCs/>
+        </w:rPr>
+        <w:t>Via Tanari Vecchia</w:t>
+      </w:r>
+      <w:r>
+        <w:t>:</w:t>
       </w:r>
     </w:p>
     <w:p>
-      <w:proofErr w:type="spellStart"/>
-      <w:r>
-        <w:t>Before</w:t>
-      </w:r>
-      <w:proofErr w:type="spellEnd"/>
-      <w:r>
-        <w:t xml:space="preserve"> </w:t>
-      </w:r>
-      <w:proofErr w:type="spellStart"/>
-      <w:r>
-        <w:t>then</w:t>
-      </w:r>
-      <w:proofErr w:type="spellEnd"/>
-      <w:r>
-        <w:t xml:space="preserve">, </w:t>
-      </w:r>
-      <w:proofErr w:type="spellStart"/>
-      <w:r>
-        <w:t>houses</w:t>
-      </w:r>
-      <w:proofErr w:type="spellEnd"/>
-      <w:r>
-        <w:t xml:space="preserve"> </w:t>
-      </w:r>
-      <w:proofErr w:type="spellStart"/>
-      <w:r>
-        <w:t>didn't</w:t>
-      </w:r>
-      <w:proofErr w:type="spellEnd"/>
-      <w:r>
-        <w:t xml:space="preserve"> </w:t>
-      </w:r>
-      <w:proofErr w:type="spellStart"/>
-      <w:r>
-        <w:t>have</w:t>
-      </w:r>
-      <w:proofErr w:type="spellEnd"/>
-      <w:r>
-        <w:t xml:space="preserve"> </w:t>
-      </w:r>
-      <w:proofErr w:type="spellStart"/>
-      <w:r>
-        <w:t>numbers</w:t>
-      </w:r>
-      <w:proofErr w:type="spellEnd"/>
-      <w:r>
-        <w:t xml:space="preserve">, and people </w:t>
-      </w:r>
-      <w:proofErr w:type="spellStart"/>
-      <w:r>
-        <w:t>sometimes</w:t>
-      </w:r>
-      <w:proofErr w:type="spellEnd"/>
-      <w:r>
-        <w:t xml:space="preserve"> </w:t>
-      </w:r>
-      <w:proofErr w:type="spellStart"/>
-      <w:r>
-        <w:t>oriented</w:t>
-      </w:r>
-      <w:proofErr w:type="spellEnd"/>
-      <w:r>
-        <w:t xml:space="preserve"> </w:t>
-      </w:r>
-      <w:proofErr w:type="spellStart"/>
-      <w:r>
-        <w:t>themselves</w:t>
-      </w:r>
-      <w:proofErr w:type="spellEnd"/>
-      <w:r>
-        <w:t xml:space="preserve"> by the </w:t>
-      </w:r>
-      <w:proofErr w:type="spellStart"/>
-      <w:r>
-        <w:t>description</w:t>
-      </w:r>
-      <w:proofErr w:type="spellEnd"/>
-      <w:r>
-        <w:t xml:space="preserve"> of the </w:t>
-      </w:r>
-      <w:proofErr w:type="spellStart"/>
-      <w:r>
-        <w:t>facade</w:t>
-      </w:r>
-      <w:proofErr w:type="spellEnd"/>
-      <w:r>
-        <w:t xml:space="preserve"> or the name of the family </w:t>
-      </w:r>
-      <w:proofErr w:type="spellStart"/>
-      <w:r>
-        <w:t>who</w:t>
-      </w:r>
-      <w:proofErr w:type="spellEnd"/>
-      <w:r>
-        <w:t xml:space="preserve"> </w:t>
-      </w:r>
-      <w:proofErr w:type="spellStart"/>
-      <w:r>
-        <w:t>lived</w:t>
-      </w:r>
-      <w:proofErr w:type="spellEnd"/>
-      <w:r>
-        <w:t xml:space="preserve"> </w:t>
-      </w:r>
-      <w:proofErr w:type="spellStart"/>
-      <w:r>
-        <w:t>there</w:t>
-      </w:r>
-      <w:proofErr w:type="spellEnd"/>
-      <w:r>
-        <w:t xml:space="preserve">. The </w:t>
+      <w:pPr>
+        <w:numPr>
+          <w:ilvl w:val="0"/>
+          <w:numId w:val="2"/>
+        </w:numPr>
+      </w:pPr>
+      <w:r>
+        <w:t xml:space="preserve">Next to </w:t>
+      </w:r>
+      <w:proofErr w:type="spellStart"/>
+      <w:r>
+        <w:t>current</w:t>
+      </w:r>
+      <w:proofErr w:type="spellEnd"/>
+      <w:r>
+        <w:t xml:space="preserve"> </w:t>
+      </w:r>
+      <w:r>
+        <w:rPr>
+          <w:b/>
+          <w:bCs/>
+        </w:rPr>
+        <w:t xml:space="preserve">house </w:t>
+      </w:r>
+      <w:proofErr w:type="spellStart"/>
+      <w:r>
+        <w:rPr>
+          <w:b/>
+          <w:bCs/>
+        </w:rPr>
+        <w:t>number</w:t>
+      </w:r>
+      <w:proofErr w:type="spellEnd"/>
+      <w:r>
+        <w:rPr>
+          <w:b/>
+          <w:bCs/>
+        </w:rPr>
+        <w:t xml:space="preserve"> 11</w:t>
+      </w:r>
+      <w:r>
+        <w:t xml:space="preserve"> (an </w:t>
+      </w:r>
+      <w:proofErr w:type="spellStart"/>
+      <w:r>
+        <w:t>odd</w:t>
+      </w:r>
+      <w:proofErr w:type="spellEnd"/>
+      <w:r>
+        <w:t xml:space="preserve"> </w:t>
+      </w:r>
+      <w:proofErr w:type="spellStart"/>
+      <w:r>
+        <w:t>number</w:t>
+      </w:r>
+      <w:proofErr w:type="spellEnd"/>
+      <w:r>
+        <w:t xml:space="preserve">), an </w:t>
+      </w:r>
+      <w:proofErr w:type="spellStart"/>
+      <w:r>
+        <w:t>original</w:t>
+      </w:r>
+      <w:proofErr w:type="spellEnd"/>
+      <w:r>
+        <w:t xml:space="preserve"> </w:t>
       </w:r>
       <w:proofErr w:type="spellStart"/>
       <w:r>
@@ -445,23 +957,50 @@
       </w:r>
       <w:proofErr w:type="spellStart"/>
       <w:r>
-        <w:t>tiles</w:t>
-      </w:r>
-      <w:proofErr w:type="spellEnd"/>
-      <w:r>
-        <w:t xml:space="preserve">, </w:t>
-      </w:r>
-      <w:proofErr w:type="spellStart"/>
-      <w:r>
-        <w:t>which</w:t>
-      </w:r>
-      <w:proofErr w:type="spellEnd"/>
-      <w:r>
-        <w:t xml:space="preserve"> </w:t>
-      </w:r>
-      <w:proofErr w:type="spellStart"/>
-      <w:r>
-        <w:t>you</w:t>
+        <w:t>plaque</w:t>
+      </w:r>
+      <w:proofErr w:type="spellEnd"/>
+      <w:r>
+        <w:t xml:space="preserve"> reading </w:t>
+      </w:r>
+      <w:proofErr w:type="spellStart"/>
+      <w:r>
+        <w:rPr>
+          <w:b/>
+          <w:bCs/>
+        </w:rPr>
+        <w:t>number</w:t>
+      </w:r>
+      <w:proofErr w:type="spellEnd"/>
+      <w:r>
+        <w:rPr>
+          <w:b/>
+          <w:bCs/>
+        </w:rPr>
+        <w:t xml:space="preserve"> 1202</w:t>
+      </w:r>
+      <w:r>
+        <w:t xml:space="preserve"> (an </w:t>
+      </w:r>
+      <w:proofErr w:type="spellStart"/>
+      <w:r>
+        <w:t>even</w:t>
+      </w:r>
+      <w:proofErr w:type="spellEnd"/>
+      <w:r>
+        <w:t xml:space="preserve"> </w:t>
+      </w:r>
+      <w:proofErr w:type="spellStart"/>
+      <w:r>
+        <w:t>number</w:t>
+      </w:r>
+      <w:proofErr w:type="spellEnd"/>
+      <w:r>
+        <w:t xml:space="preserve">) </w:t>
+      </w:r>
+      <w:proofErr w:type="spellStart"/>
+      <w:r>
+        <w:t>is</w:t>
       </w:r>
       <w:proofErr w:type="spellEnd"/>
       <w:r>
@@ -477,39 +1016,15 @@
       </w:r>
       <w:proofErr w:type="spellStart"/>
       <w:r>
-        <w:t>find</w:t>
-      </w:r>
-      <w:proofErr w:type="spellEnd"/>
-      <w:r>
-        <w:t xml:space="preserve"> </w:t>
-      </w:r>
-      <w:proofErr w:type="spellStart"/>
-      <w:r>
-        <w:t>today</w:t>
-      </w:r>
-      <w:proofErr w:type="spellEnd"/>
-      <w:r>
-        <w:t xml:space="preserve">, are a </w:t>
-      </w:r>
-      <w:proofErr w:type="spellStart"/>
-      <w:r>
-        <w:t>testament</w:t>
-      </w:r>
-      <w:proofErr w:type="spellEnd"/>
-      <w:r>
-        <w:t xml:space="preserve"> to </w:t>
-      </w:r>
-      <w:proofErr w:type="spellStart"/>
-      <w:r>
-        <w:t>this</w:t>
-      </w:r>
-      <w:proofErr w:type="spellEnd"/>
-      <w:r>
-        <w:t xml:space="preserve"> </w:t>
-      </w:r>
-      <w:proofErr w:type="spellStart"/>
-      <w:r>
-        <w:t>change</w:t>
+        <w:t>clearly</w:t>
+      </w:r>
+      <w:proofErr w:type="spellEnd"/>
+      <w:r>
+        <w:t xml:space="preserve"> </w:t>
+      </w:r>
+      <w:proofErr w:type="spellStart"/>
+      <w:r>
+        <w:t>preserved</w:t>
       </w:r>
       <w:proofErr w:type="spellEnd"/>
       <w:r>
@@ -517,57 +1032,145 @@
       </w:r>
     </w:p>
     <w:p>
-      <w:proofErr w:type="spellStart"/>
-      <w:r>
-        <w:t>Many</w:t>
-      </w:r>
-      <w:proofErr w:type="spellEnd"/>
-      <w:r>
-        <w:t xml:space="preserve"> of </w:t>
-      </w:r>
-      <w:proofErr w:type="spellStart"/>
-      <w:r>
-        <w:t>those</w:t>
-      </w:r>
-      <w:proofErr w:type="spellEnd"/>
-      <w:r>
-        <w:t xml:space="preserve"> </w:t>
-      </w:r>
-      <w:proofErr w:type="spellStart"/>
-      <w:r>
-        <w:t>you</w:t>
-      </w:r>
-      <w:proofErr w:type="spellEnd"/>
-      <w:r>
-        <w:t xml:space="preserve"> </w:t>
-      </w:r>
-      <w:proofErr w:type="spellStart"/>
-      <w:r>
-        <w:t>see</w:t>
-      </w:r>
-      <w:proofErr w:type="spellEnd"/>
-      <w:r>
-        <w:t xml:space="preserve"> are terracotta and </w:t>
-      </w:r>
-      <w:proofErr w:type="spellStart"/>
-      <w:r>
-        <w:t>have</w:t>
-      </w:r>
-      <w:proofErr w:type="spellEnd"/>
-      <w:r>
-        <w:t xml:space="preserve"> </w:t>
-      </w:r>
-      <w:proofErr w:type="spellStart"/>
-      <w:r>
-        <w:t>been</w:t>
-      </w:r>
-      <w:proofErr w:type="spellEnd"/>
-      <w:r>
-        <w:t xml:space="preserve"> made over the </w:t>
-      </w:r>
-      <w:proofErr w:type="spellStart"/>
-      <w:r>
-        <w:t>centuries</w:t>
+      <w:pPr>
+        <w:numPr>
+          <w:ilvl w:val="0"/>
+          <w:numId w:val="2"/>
+        </w:numPr>
+      </w:pPr>
+      <w:r>
+        <w:rPr>
+          <w:b/>
+          <w:bCs/>
+        </w:rPr>
+        <w:t xml:space="preserve">Why the </w:t>
+      </w:r>
+      <w:proofErr w:type="spellStart"/>
+      <w:r>
+        <w:rPr>
+          <w:b/>
+          <w:bCs/>
+        </w:rPr>
+        <w:t>Discrepancy</w:t>
+      </w:r>
+      <w:proofErr w:type="spellEnd"/>
+      <w:r>
+        <w:rPr>
+          <w:b/>
+          <w:bCs/>
+        </w:rPr>
+        <w:t xml:space="preserve"> </w:t>
+      </w:r>
+      <w:proofErr w:type="spellStart"/>
+      <w:r>
+        <w:rPr>
+          <w:b/>
+          <w:bCs/>
+        </w:rPr>
+        <w:t>Between</w:t>
+      </w:r>
+      <w:proofErr w:type="spellEnd"/>
+      <w:r>
+        <w:rPr>
+          <w:b/>
+          <w:bCs/>
+        </w:rPr>
+        <w:t xml:space="preserve"> Even and Odd?</w:t>
+      </w:r>
+      <w:r>
+        <w:t xml:space="preserve"> In the </w:t>
+      </w:r>
+      <w:proofErr w:type="spellStart"/>
+      <w:r>
+        <w:t>original</w:t>
+      </w:r>
+      <w:proofErr w:type="spellEnd"/>
+      <w:r>
+        <w:t xml:space="preserve"> </w:t>
+      </w:r>
+      <w:proofErr w:type="spellStart"/>
+      <w:r>
+        <w:t>Napoleonic</w:t>
+      </w:r>
+      <w:proofErr w:type="spellEnd"/>
+      <w:r>
+        <w:t xml:space="preserve"> system, </w:t>
+      </w:r>
+      <w:proofErr w:type="spellStart"/>
+      <w:r>
+        <w:t>numbers</w:t>
+      </w:r>
+      <w:proofErr w:type="spellEnd"/>
+      <w:r>
+        <w:t xml:space="preserve"> </w:t>
+      </w:r>
+      <w:proofErr w:type="spellStart"/>
+      <w:r>
+        <w:t>were</w:t>
+      </w:r>
+      <w:proofErr w:type="spellEnd"/>
+      <w:r>
+        <w:t xml:space="preserve"> </w:t>
+      </w:r>
+      <w:proofErr w:type="spellStart"/>
+      <w:r>
+        <w:t>not</w:t>
+      </w:r>
+      <w:proofErr w:type="spellEnd"/>
+      <w:r>
+        <w:t xml:space="preserve"> </w:t>
+      </w:r>
+      <w:proofErr w:type="spellStart"/>
+      <w:r>
+        <w:t>separated</w:t>
+      </w:r>
+      <w:proofErr w:type="spellEnd"/>
+      <w:r>
+        <w:t xml:space="preserve"> </w:t>
+      </w:r>
+      <w:proofErr w:type="spellStart"/>
+      <w:r>
+        <w:t>into</w:t>
+      </w:r>
+      <w:proofErr w:type="spellEnd"/>
+      <w:r>
+        <w:t xml:space="preserve"> </w:t>
+      </w:r>
+      <w:proofErr w:type="spellStart"/>
+      <w:r>
+        <w:t>even</w:t>
+      </w:r>
+      <w:proofErr w:type="spellEnd"/>
+      <w:r>
+        <w:t xml:space="preserve"> (</w:t>
+      </w:r>
+      <w:proofErr w:type="spellStart"/>
+      <w:r>
+        <w:t>right</w:t>
+      </w:r>
+      <w:proofErr w:type="spellEnd"/>
+      <w:r>
+        <w:t xml:space="preserve">) and </w:t>
+      </w:r>
+      <w:proofErr w:type="spellStart"/>
+      <w:r>
+        <w:t>odd</w:t>
+      </w:r>
+      <w:proofErr w:type="spellEnd"/>
+      <w:r>
+        <w:t xml:space="preserve"> (</w:t>
+      </w:r>
+      <w:proofErr w:type="spellStart"/>
+      <w:r>
+        <w:t>left</w:t>
+      </w:r>
+      <w:proofErr w:type="spellEnd"/>
+      <w:r>
+        <w:t xml:space="preserve">) sides per street. </w:t>
+      </w:r>
+      <w:proofErr w:type="spellStart"/>
+      <w:r>
+        <w:t>Instead</w:t>
       </w:r>
       <w:proofErr w:type="spellEnd"/>
       <w:r>
@@ -575,15 +1178,98 @@
       </w:r>
       <w:proofErr w:type="spellStart"/>
       <w:r>
-        <w:t>sometimes</w:t>
-      </w:r>
-      <w:proofErr w:type="spellEnd"/>
-      <w:r>
-        <w:t xml:space="preserve"> </w:t>
-      </w:r>
-      <w:proofErr w:type="spellStart"/>
-      <w:r>
-        <w:t>replacing</w:t>
+        <w:t>numbers</w:t>
+      </w:r>
+      <w:proofErr w:type="spellEnd"/>
+      <w:r>
+        <w:t xml:space="preserve"> </w:t>
+      </w:r>
+      <w:proofErr w:type="spellStart"/>
+      <w:r>
+        <w:t>followed</w:t>
+      </w:r>
+      <w:proofErr w:type="spellEnd"/>
+      <w:r>
+        <w:t xml:space="preserve"> a </w:t>
+      </w:r>
+      <w:r>
+        <w:rPr>
+          <w:b/>
+          <w:bCs/>
+        </w:rPr>
+        <w:t xml:space="preserve">single </w:t>
+      </w:r>
+      <w:proofErr w:type="spellStart"/>
+      <w:r>
+        <w:rPr>
+          <w:b/>
+          <w:bCs/>
+        </w:rPr>
+        <w:t>continuous</w:t>
+      </w:r>
+      <w:proofErr w:type="spellEnd"/>
+      <w:r>
+        <w:rPr>
+          <w:b/>
+          <w:bCs/>
+        </w:rPr>
+        <w:t xml:space="preserve"> </w:t>
+      </w:r>
+      <w:proofErr w:type="spellStart"/>
+      <w:r>
+        <w:rPr>
+          <w:b/>
+          <w:bCs/>
+        </w:rPr>
+        <w:t>sequence</w:t>
+      </w:r>
+      <w:proofErr w:type="spellEnd"/>
+      <w:r>
+        <w:t xml:space="preserve"> </w:t>
+      </w:r>
+      <w:proofErr w:type="spellStart"/>
+      <w:r>
+        <w:t>through</w:t>
+      </w:r>
+      <w:proofErr w:type="spellEnd"/>
+      <w:r>
+        <w:t xml:space="preserve"> an </w:t>
+      </w:r>
+      <w:proofErr w:type="spellStart"/>
+      <w:r>
+        <w:t>entire</w:t>
+      </w:r>
+      <w:proofErr w:type="spellEnd"/>
+      <w:r>
+        <w:t xml:space="preserve"> urban </w:t>
+      </w:r>
+      <w:proofErr w:type="spellStart"/>
+      <w:r>
+        <w:t>sector</w:t>
+      </w:r>
+      <w:proofErr w:type="spellEnd"/>
+      <w:r>
+        <w:t xml:space="preserve">. </w:t>
+      </w:r>
+      <w:proofErr w:type="spellStart"/>
+      <w:r>
+        <w:t>Only</w:t>
+      </w:r>
+      <w:proofErr w:type="spellEnd"/>
+      <w:r>
+        <w:t xml:space="preserve"> </w:t>
+      </w:r>
+      <w:proofErr w:type="spellStart"/>
+      <w:r>
+        <w:t>modern</w:t>
+      </w:r>
+      <w:proofErr w:type="spellEnd"/>
+      <w:r>
+        <w:t xml:space="preserve"> street-naming rules </w:t>
+      </w:r>
+      <w:proofErr w:type="spellStart"/>
+      <w:r>
+        <w:t>introduced</w:t>
       </w:r>
       <w:proofErr w:type="spellEnd"/>
       <w:r>
@@ -591,87 +1277,87 @@
       </w:r>
       <w:proofErr w:type="spellStart"/>
       <w:r>
-        <w:t>original</w:t>
-      </w:r>
-      <w:proofErr w:type="spellEnd"/>
-      <w:r>
-        <w:t xml:space="preserve"> </w:t>
-      </w:r>
-      <w:proofErr w:type="spellStart"/>
-      <w:r>
-        <w:t>ones</w:t>
-      </w:r>
-      <w:proofErr w:type="spellEnd"/>
-      <w:r>
-        <w:t xml:space="preserve">. </w:t>
-      </w:r>
-      <w:proofErr w:type="spellStart"/>
-      <w:r>
-        <w:t>While</w:t>
-      </w:r>
-      <w:proofErr w:type="spellEnd"/>
-      <w:r>
-        <w:t xml:space="preserve"> terracotta </w:t>
-      </w:r>
-      <w:proofErr w:type="spellStart"/>
-      <w:r>
-        <w:t>tiles</w:t>
-      </w:r>
-      <w:proofErr w:type="spellEnd"/>
-      <w:r>
-        <w:t xml:space="preserve"> </w:t>
-      </w:r>
-      <w:proofErr w:type="spellStart"/>
-      <w:r>
-        <w:t>were</w:t>
-      </w:r>
-      <w:proofErr w:type="spellEnd"/>
-      <w:r>
-        <w:t xml:space="preserve"> </w:t>
-      </w:r>
-      <w:proofErr w:type="spellStart"/>
-      <w:r>
-        <w:t>easier</w:t>
-      </w:r>
-      <w:proofErr w:type="spellEnd"/>
-      <w:r>
-        <w:t xml:space="preserve"> to mass-produce, the </w:t>
-      </w:r>
-      <w:proofErr w:type="spellStart"/>
-      <w:r>
-        <w:t>engraving</w:t>
-      </w:r>
-      <w:proofErr w:type="spellEnd"/>
-      <w:r>
-        <w:t xml:space="preserve"> on the stone </w:t>
-      </w:r>
-      <w:proofErr w:type="spellStart"/>
-      <w:r>
-        <w:t>was</w:t>
-      </w:r>
-      <w:proofErr w:type="spellEnd"/>
-      <w:r>
-        <w:t xml:space="preserve"> a </w:t>
-      </w:r>
-      <w:proofErr w:type="spellStart"/>
-      <w:r>
-        <w:t>craft</w:t>
-      </w:r>
-      <w:proofErr w:type="spellEnd"/>
-      <w:r>
-        <w:t xml:space="preserve"> </w:t>
-      </w:r>
-      <w:proofErr w:type="spellStart"/>
-      <w:r>
-        <w:t>that</w:t>
-      </w:r>
-      <w:proofErr w:type="spellEnd"/>
-      <w:r>
-        <w:t xml:space="preserve"> </w:t>
-      </w:r>
-      <w:proofErr w:type="spellStart"/>
-      <w:r>
-        <w:t>demonstrates</w:t>
+        <w:t>current</w:t>
+      </w:r>
+      <w:proofErr w:type="spellEnd"/>
+      <w:r>
+        <w:t xml:space="preserve"> layout: </w:t>
+      </w:r>
+      <w:proofErr w:type="spellStart"/>
+      <w:r>
+        <w:t>increasing</w:t>
+      </w:r>
+      <w:proofErr w:type="spellEnd"/>
+      <w:r>
+        <w:t xml:space="preserve"> </w:t>
+      </w:r>
+      <w:proofErr w:type="spellStart"/>
+      <w:r>
+        <w:t>numbers</w:t>
+      </w:r>
+      <w:proofErr w:type="spellEnd"/>
+      <w:r>
+        <w:t xml:space="preserve"> with </w:t>
+      </w:r>
+      <w:proofErr w:type="spellStart"/>
+      <w:r>
+        <w:rPr>
+          <w:b/>
+          <w:bCs/>
+        </w:rPr>
+        <w:t>odd</w:t>
+      </w:r>
+      <w:proofErr w:type="spellEnd"/>
+      <w:r>
+        <w:rPr>
+          <w:b/>
+          <w:bCs/>
+        </w:rPr>
+        <w:t xml:space="preserve"> on the </w:t>
+      </w:r>
+      <w:proofErr w:type="spellStart"/>
+      <w:r>
+        <w:rPr>
+          <w:b/>
+          <w:bCs/>
+        </w:rPr>
+        <w:t>left</w:t>
+      </w:r>
+      <w:proofErr w:type="spellEnd"/>
+      <w:r>
+        <w:t xml:space="preserve"> and </w:t>
+      </w:r>
+      <w:proofErr w:type="spellStart"/>
+      <w:r>
+        <w:rPr>
+          <w:b/>
+          <w:bCs/>
+        </w:rPr>
+        <w:t>even</w:t>
+      </w:r>
+      <w:proofErr w:type="spellEnd"/>
+      <w:r>
+        <w:rPr>
+          <w:b/>
+          <w:bCs/>
+        </w:rPr>
+        <w:t xml:space="preserve"> on the </w:t>
+      </w:r>
+      <w:proofErr w:type="spellStart"/>
+      <w:r>
+        <w:rPr>
+          <w:b/>
+          <w:bCs/>
+        </w:rPr>
+        <w:t>right</w:t>
+      </w:r>
+      <w:proofErr w:type="spellEnd"/>
+      <w:r>
+        <w:t xml:space="preserve"> </w:t>
+      </w:r>
+      <w:proofErr w:type="spellStart"/>
+      <w:r>
+        <w:t>along</w:t>
       </w:r>
       <w:proofErr w:type="spellEnd"/>
       <w:r>
@@ -679,181 +1365,233 @@
       </w:r>
       <w:proofErr w:type="spellStart"/>
       <w:r>
-        <w:t>importance</w:t>
-      </w:r>
-      <w:proofErr w:type="spellEnd"/>
-      <w:r>
-        <w:t xml:space="preserve"> and </w:t>
-      </w:r>
-      <w:proofErr w:type="spellStart"/>
-      <w:r>
-        <w:t>durability</w:t>
-      </w:r>
-      <w:proofErr w:type="spellEnd"/>
-      <w:r>
-        <w:t xml:space="preserve"> </w:t>
-      </w:r>
-      <w:proofErr w:type="spellStart"/>
-      <w:r>
-        <w:t>these</w:t>
-      </w:r>
-      <w:proofErr w:type="spellEnd"/>
-      <w:r>
-        <w:t xml:space="preserve"> urban </w:t>
-      </w:r>
-      <w:proofErr w:type="spellStart"/>
-      <w:r>
-        <w:t>signs</w:t>
-      </w:r>
-      <w:proofErr w:type="spellEnd"/>
-      <w:r>
-        <w:t xml:space="preserve"> </w:t>
-      </w:r>
-      <w:proofErr w:type="spellStart"/>
-      <w:r>
-        <w:t>were</w:t>
-      </w:r>
-      <w:proofErr w:type="spellEnd"/>
-      <w:r>
-        <w:t xml:space="preserve"> </w:t>
-      </w:r>
-      <w:proofErr w:type="spellStart"/>
-      <w:r>
-        <w:t>intended</w:t>
-      </w:r>
-      <w:proofErr w:type="spellEnd"/>
-      <w:r>
-        <w:t xml:space="preserve"> to </w:t>
-      </w:r>
-      <w:proofErr w:type="spellStart"/>
-      <w:r>
-        <w:t>provide</w:t>
-      </w:r>
-      <w:proofErr w:type="spellEnd"/>
-      <w:r>
-        <w:t>.</w:t>
+        <w:t>direction</w:t>
+      </w:r>
+      <w:proofErr w:type="spellEnd"/>
+      <w:r>
+        <w:t xml:space="preserve"> of travel.</w:t>
       </w:r>
     </w:p>
     <w:p>
-      <w:r>
-        <w:t xml:space="preserve">The </w:t>
-      </w:r>
-      <w:proofErr w:type="spellStart"/>
-      <w:r>
-        <w:t>presence</w:t>
-      </w:r>
-      <w:proofErr w:type="spellEnd"/>
-      <w:r>
-        <w:t xml:space="preserve"> of </w:t>
-      </w:r>
-      <w:proofErr w:type="spellStart"/>
-      <w:r>
-        <w:t>these</w:t>
-      </w:r>
-      <w:proofErr w:type="spellEnd"/>
-      <w:r>
-        <w:t xml:space="preserve"> </w:t>
-      </w:r>
-      <w:proofErr w:type="spellStart"/>
-      <w:r>
-        <w:t>sandstone</w:t>
-      </w:r>
-      <w:proofErr w:type="spellEnd"/>
-      <w:r>
-        <w:t xml:space="preserve"> </w:t>
-      </w:r>
-      <w:proofErr w:type="spellStart"/>
-      <w:r>
-        <w:t>numbers</w:t>
-      </w:r>
-      <w:proofErr w:type="spellEnd"/>
-      <w:r>
-        <w:t xml:space="preserve"> </w:t>
-      </w:r>
-      <w:proofErr w:type="spellStart"/>
-      <w:r>
-        <w:t>is</w:t>
-      </w:r>
-      <w:proofErr w:type="spellEnd"/>
-      <w:r>
-        <w:t xml:space="preserve"> a </w:t>
-      </w:r>
-      <w:proofErr w:type="spellStart"/>
-      <w:r>
-        <w:t>testament</w:t>
-      </w:r>
-      <w:proofErr w:type="spellEnd"/>
-      <w:r>
-        <w:t xml:space="preserve"> to </w:t>
-      </w:r>
-      <w:proofErr w:type="spellStart"/>
-      <w:r>
-        <w:t>tangible</w:t>
-      </w:r>
-      <w:proofErr w:type="spellEnd"/>
-      <w:r>
-        <w:t xml:space="preserve"> </w:t>
-      </w:r>
-      <w:proofErr w:type="spellStart"/>
-      <w:r>
-        <w:t>evidence</w:t>
-      </w:r>
-      <w:proofErr w:type="spellEnd"/>
-      <w:r>
-        <w:t xml:space="preserve"> of the </w:t>
-      </w:r>
-      <w:proofErr w:type="spellStart"/>
-      <w:r>
-        <w:t>city's</w:t>
-      </w:r>
-      <w:proofErr w:type="spellEnd"/>
-      <w:r>
-        <w:t xml:space="preserve"> </w:t>
-      </w:r>
-      <w:proofErr w:type="spellStart"/>
-      <w:r>
-        <w:t>evolution</w:t>
-      </w:r>
-      <w:proofErr w:type="spellEnd"/>
-      <w:r>
-        <w:t xml:space="preserve"> and the </w:t>
-      </w:r>
-      <w:proofErr w:type="spellStart"/>
-      <w:r>
-        <w:t>traditional</w:t>
-      </w:r>
-      <w:proofErr w:type="spellEnd"/>
-      <w:r>
-        <w:t xml:space="preserve"> </w:t>
-      </w:r>
-      <w:proofErr w:type="spellStart"/>
-      <w:r>
-        <w:t>materials</w:t>
-      </w:r>
-      <w:proofErr w:type="spellEnd"/>
-      <w:r>
-        <w:t xml:space="preserve"> </w:t>
-      </w:r>
-      <w:proofErr w:type="spellStart"/>
-      <w:r>
-        <w:t>used</w:t>
-      </w:r>
-      <w:proofErr w:type="spellEnd"/>
-      <w:r>
-        <w:t xml:space="preserve"> over the </w:t>
-      </w:r>
-      <w:proofErr w:type="spellStart"/>
-      <w:r>
-        <w:t>centuries</w:t>
-      </w:r>
-      <w:proofErr w:type="spellEnd"/>
-      <w:r>
-        <w:t>.</w:t>
+      <w:pPr>
+        <w:rPr>
+          <w:b/>
+          <w:bCs/>
+        </w:rPr>
+      </w:pPr>
+      <w:proofErr w:type="spellStart"/>
+      <w:r>
+        <w:rPr>
+          <w:b/>
+          <w:bCs/>
+        </w:rPr>
+        <w:t>Anecdotes</w:t>
+      </w:r>
+      <w:proofErr w:type="spellEnd"/>
+      <w:r>
+        <w:rPr>
+          <w:b/>
+          <w:bCs/>
+        </w:rPr>
+        <w:t>, Trivia, and Insights</w:t>
       </w:r>
     </w:p>
     <w:p>
-      <w:r>
-        <w:t xml:space="preserve">At </w:t>
+      <w:pPr>
+        <w:numPr>
+          <w:ilvl w:val="0"/>
+          <w:numId w:val="3"/>
+        </w:numPr>
+      </w:pPr>
+      <w:proofErr w:type="spellStart"/>
+      <w:r>
+        <w:rPr>
+          <w:b/>
+          <w:bCs/>
+        </w:rPr>
+        <w:t>Sequential</w:t>
+      </w:r>
+      <w:proofErr w:type="spellEnd"/>
+      <w:r>
+        <w:rPr>
+          <w:b/>
+          <w:bCs/>
+        </w:rPr>
+        <w:t xml:space="preserve"> Numbers </w:t>
+      </w:r>
+      <w:proofErr w:type="spellStart"/>
+      <w:r>
+        <w:rPr>
+          <w:b/>
+          <w:bCs/>
+        </w:rPr>
+        <w:t>into</w:t>
+      </w:r>
+      <w:proofErr w:type="spellEnd"/>
+      <w:r>
+        <w:rPr>
+          <w:b/>
+          <w:bCs/>
+        </w:rPr>
+        <w:t xml:space="preserve"> the </w:t>
+      </w:r>
+      <w:proofErr w:type="spellStart"/>
+      <w:r>
+        <w:rPr>
+          <w:b/>
+          <w:bCs/>
+        </w:rPr>
+        <w:t>Thousands</w:t>
+      </w:r>
+      <w:proofErr w:type="spellEnd"/>
+      <w:r>
+        <w:rPr>
+          <w:b/>
+          <w:bCs/>
+        </w:rPr>
+        <w:t>:</w:t>
+      </w:r>
+      <w:r>
+        <w:t xml:space="preserve"> Under the </w:t>
+      </w:r>
+      <w:proofErr w:type="spellStart"/>
+      <w:r>
+        <w:t>earliest</w:t>
+      </w:r>
+      <w:proofErr w:type="spellEnd"/>
+      <w:r>
+        <w:t xml:space="preserve"> system, </w:t>
+      </w:r>
+      <w:proofErr w:type="spellStart"/>
+      <w:r>
+        <w:t>houses</w:t>
+      </w:r>
+      <w:proofErr w:type="spellEnd"/>
+      <w:r>
+        <w:t xml:space="preserve"> </w:t>
+      </w:r>
+      <w:proofErr w:type="spellStart"/>
+      <w:r>
+        <w:t>were</w:t>
+      </w:r>
+      <w:proofErr w:type="spellEnd"/>
+      <w:r>
+        <w:t xml:space="preserve"> </w:t>
+      </w:r>
+      <w:proofErr w:type="spellStart"/>
+      <w:r>
+        <w:t>numbered</w:t>
+      </w:r>
+      <w:proofErr w:type="spellEnd"/>
+      <w:r>
+        <w:t xml:space="preserve"> </w:t>
+      </w:r>
+      <w:proofErr w:type="spellStart"/>
+      <w:r>
+        <w:t>sequentially</w:t>
+      </w:r>
+      <w:proofErr w:type="spellEnd"/>
+      <w:r>
+        <w:t xml:space="preserve"> up to </w:t>
+      </w:r>
+      <w:proofErr w:type="spellStart"/>
+      <w:r>
+        <w:t>several</w:t>
+      </w:r>
+      <w:proofErr w:type="spellEnd"/>
+      <w:r>
+        <w:t xml:space="preserve"> </w:t>
+      </w:r>
+      <w:proofErr w:type="spellStart"/>
+      <w:r>
+        <w:t>thousands</w:t>
+      </w:r>
+      <w:proofErr w:type="spellEnd"/>
+      <w:r>
+        <w:t xml:space="preserve"> per city </w:t>
+      </w:r>
+      <w:proofErr w:type="spellStart"/>
+      <w:r>
+        <w:t>sector</w:t>
+      </w:r>
+      <w:proofErr w:type="spellEnd"/>
+      <w:r>
+        <w:t xml:space="preserve"> (</w:t>
+      </w:r>
+      <w:r>
+        <w:rPr>
+          <w:i/>
+          <w:iCs/>
+        </w:rPr>
+        <w:t>Sestiere</w:t>
+      </w:r>
+      <w:r>
+        <w:t xml:space="preserve">), </w:t>
+      </w:r>
+      <w:proofErr w:type="spellStart"/>
+      <w:r>
+        <w:t>rather</w:t>
+      </w:r>
+      <w:proofErr w:type="spellEnd"/>
+      <w:r>
+        <w:t xml:space="preserve"> </w:t>
+      </w:r>
+      <w:proofErr w:type="spellStart"/>
+      <w:r>
+        <w:t>than</w:t>
+      </w:r>
+      <w:proofErr w:type="spellEnd"/>
+      <w:r>
+        <w:t xml:space="preserve"> </w:t>
+      </w:r>
+      <w:proofErr w:type="spellStart"/>
+      <w:r>
+        <w:lastRenderedPageBreak/>
+        <w:t>starting</w:t>
+      </w:r>
+      <w:proofErr w:type="spellEnd"/>
+      <w:r>
+        <w:t xml:space="preserve"> from 1 on </w:t>
+      </w:r>
+      <w:proofErr w:type="spellStart"/>
+      <w:r>
+        <w:t>each</w:t>
+      </w:r>
+      <w:proofErr w:type="spellEnd"/>
+      <w:r>
+        <w:t xml:space="preserve"> street. </w:t>
+      </w:r>
+      <w:proofErr w:type="spellStart"/>
+      <w:r>
+        <w:t>This</w:t>
+      </w:r>
+      <w:proofErr w:type="spellEnd"/>
+      <w:r>
+        <w:t xml:space="preserve"> </w:t>
+      </w:r>
+      <w:proofErr w:type="spellStart"/>
+      <w:r>
+        <w:t>explains</w:t>
+      </w:r>
+      <w:proofErr w:type="spellEnd"/>
+      <w:r>
+        <w:t xml:space="preserve"> </w:t>
+      </w:r>
+      <w:proofErr w:type="spellStart"/>
+      <w:r>
+        <w:t>why</w:t>
+      </w:r>
+      <w:proofErr w:type="spellEnd"/>
+      <w:r>
+        <w:t xml:space="preserve"> a small </w:t>
+      </w:r>
+      <w:proofErr w:type="spellStart"/>
+      <w:r>
+        <w:t>alley</w:t>
+      </w:r>
+      <w:proofErr w:type="spellEnd"/>
+      <w:r>
+        <w:t xml:space="preserve"> like Via Tanari Vecchia displays a </w:t>
       </w:r>
       <w:proofErr w:type="spellStart"/>
       <w:r>
@@ -861,23 +1599,229 @@
       </w:r>
       <w:proofErr w:type="spellEnd"/>
       <w:r>
-        <w:t xml:space="preserve"> 11 on Via Tanari Vecchia, </w:t>
-      </w:r>
-      <w:proofErr w:type="spellStart"/>
-      <w:r>
-        <w:t>we</w:t>
-      </w:r>
-      <w:proofErr w:type="spellEnd"/>
-      <w:r>
-        <w:t xml:space="preserve"> </w:t>
-      </w:r>
-      <w:proofErr w:type="spellStart"/>
-      <w:r>
-        <w:t>find</w:t>
-      </w:r>
-      <w:proofErr w:type="spellEnd"/>
-      <w:r>
-        <w:t xml:space="preserve"> a </w:t>
+        <w:t xml:space="preserve"> </w:t>
+      </w:r>
+      <w:proofErr w:type="spellStart"/>
+      <w:r>
+        <w:t>as</w:t>
+      </w:r>
+      <w:proofErr w:type="spellEnd"/>
+      <w:r>
+        <w:t xml:space="preserve"> high </w:t>
+      </w:r>
+      <w:proofErr w:type="spellStart"/>
+      <w:r>
+        <w:t>as</w:t>
+      </w:r>
+      <w:proofErr w:type="spellEnd"/>
+      <w:r>
+        <w:t xml:space="preserve"> </w:t>
+      </w:r>
+      <w:r>
+        <w:rPr>
+          <w:b/>
+          <w:bCs/>
+        </w:rPr>
+        <w:t>1202</w:t>
+      </w:r>
+      <w:r>
+        <w:t>.</w:t>
+      </w:r>
+    </w:p>
+    <w:p>
+      <w:pPr>
+        <w:numPr>
+          <w:ilvl w:val="0"/>
+          <w:numId w:val="3"/>
+        </w:numPr>
+      </w:pPr>
+      <w:r>
+        <w:rPr>
+          <w:b/>
+          <w:bCs/>
+        </w:rPr>
+        <w:t xml:space="preserve">Citizen </w:t>
+      </w:r>
+      <w:proofErr w:type="spellStart"/>
+      <w:r>
+        <w:rPr>
+          <w:b/>
+          <w:bCs/>
+        </w:rPr>
+        <w:t>Suspicion</w:t>
+      </w:r>
+      <w:proofErr w:type="spellEnd"/>
+      <w:r>
+        <w:rPr>
+          <w:b/>
+          <w:bCs/>
+        </w:rPr>
+        <w:t>:</w:t>
+      </w:r>
+      <w:r>
+        <w:t xml:space="preserve"> Local </w:t>
+      </w:r>
+      <w:proofErr w:type="spellStart"/>
+      <w:r>
+        <w:t>residents</w:t>
+      </w:r>
+      <w:proofErr w:type="spellEnd"/>
+      <w:r>
+        <w:t xml:space="preserve"> </w:t>
+      </w:r>
+      <w:proofErr w:type="spellStart"/>
+      <w:r>
+        <w:t>initially</w:t>
+      </w:r>
+      <w:proofErr w:type="spellEnd"/>
+      <w:r>
+        <w:t xml:space="preserve"> </w:t>
+      </w:r>
+      <w:proofErr w:type="spellStart"/>
+      <w:r>
+        <w:t>distrusted</w:t>
+      </w:r>
+      <w:proofErr w:type="spellEnd"/>
+      <w:r>
+        <w:t xml:space="preserve"> the new house </w:t>
+      </w:r>
+      <w:proofErr w:type="spellStart"/>
+      <w:r>
+        <w:t>numbers</w:t>
+      </w:r>
+      <w:proofErr w:type="spellEnd"/>
+      <w:r>
+        <w:t xml:space="preserve">, </w:t>
+      </w:r>
+      <w:proofErr w:type="spellStart"/>
+      <w:r>
+        <w:t>viewing</w:t>
+      </w:r>
+      <w:proofErr w:type="spellEnd"/>
+      <w:r>
+        <w:t xml:space="preserve"> </w:t>
+      </w:r>
+      <w:proofErr w:type="spellStart"/>
+      <w:r>
+        <w:t>them</w:t>
+      </w:r>
+      <w:proofErr w:type="spellEnd"/>
+      <w:r>
+        <w:t xml:space="preserve"> </w:t>
+      </w:r>
+      <w:proofErr w:type="spellStart"/>
+      <w:r>
+        <w:t>as</w:t>
+      </w:r>
+      <w:proofErr w:type="spellEnd"/>
+      <w:r>
+        <w:t xml:space="preserve"> a tool for </w:t>
+      </w:r>
+      <w:proofErr w:type="spellStart"/>
+      <w:r>
+        <w:t>military</w:t>
+      </w:r>
+      <w:proofErr w:type="spellEnd"/>
+      <w:r>
+        <w:t xml:space="preserve"> </w:t>
+      </w:r>
+      <w:proofErr w:type="spellStart"/>
+      <w:r>
+        <w:t>conscription</w:t>
+      </w:r>
+      <w:proofErr w:type="spellEnd"/>
+      <w:r>
+        <w:t xml:space="preserve"> and </w:t>
+      </w:r>
+      <w:proofErr w:type="spellStart"/>
+      <w:r>
+        <w:t>higher</w:t>
+      </w:r>
+      <w:proofErr w:type="spellEnd"/>
+      <w:r>
+        <w:t xml:space="preserve"> </w:t>
+      </w:r>
+      <w:proofErr w:type="spellStart"/>
+      <w:r>
+        <w:t>taxation</w:t>
+      </w:r>
+      <w:proofErr w:type="spellEnd"/>
+      <w:r>
+        <w:t xml:space="preserve">. Some </w:t>
+      </w:r>
+      <w:proofErr w:type="spellStart"/>
+      <w:r>
+        <w:t>homeowners</w:t>
+      </w:r>
+      <w:proofErr w:type="spellEnd"/>
+      <w:r>
+        <w:t xml:space="preserve"> </w:t>
+      </w:r>
+      <w:proofErr w:type="spellStart"/>
+      <w:r>
+        <w:t>even</w:t>
+      </w:r>
+      <w:proofErr w:type="spellEnd"/>
+      <w:r>
+        <w:t xml:space="preserve"> </w:t>
+      </w:r>
+      <w:proofErr w:type="spellStart"/>
+      <w:r>
+        <w:t>attempted</w:t>
+      </w:r>
+      <w:proofErr w:type="spellEnd"/>
+      <w:r>
+        <w:t xml:space="preserve"> to </w:t>
+      </w:r>
+      <w:proofErr w:type="spellStart"/>
+      <w:r>
+        <w:t>plaster</w:t>
+      </w:r>
+      <w:proofErr w:type="spellEnd"/>
+      <w:r>
+        <w:t xml:space="preserve"> over the stone </w:t>
+      </w:r>
+      <w:proofErr w:type="spellStart"/>
+      <w:r>
+        <w:t>plaques</w:t>
+      </w:r>
+      <w:proofErr w:type="spellEnd"/>
+      <w:r>
+        <w:t>.</w:t>
+      </w:r>
+    </w:p>
+    <w:p>
+      <w:pPr>
+        <w:numPr>
+          <w:ilvl w:val="0"/>
+          <w:numId w:val="3"/>
+        </w:numPr>
+      </w:pPr>
+      <w:r>
+        <w:rPr>
+          <w:b/>
+          <w:bCs/>
+        </w:rPr>
+        <w:t xml:space="preserve">Endurance Under the </w:t>
+      </w:r>
+      <w:proofErr w:type="spellStart"/>
+      <w:r>
+        <w:rPr>
+          <w:b/>
+          <w:bCs/>
+        </w:rPr>
+        <w:t>Porticoes</w:t>
+      </w:r>
+      <w:proofErr w:type="spellEnd"/>
+      <w:r>
+        <w:rPr>
+          <w:b/>
+          <w:bCs/>
+        </w:rPr>
+        <w:t>:</w:t>
+      </w:r>
+      <w:r>
+        <w:t xml:space="preserve"> The </w:t>
       </w:r>
       <w:proofErr w:type="spellStart"/>
       <w:r>
@@ -889,127 +1833,71 @@
       </w:r>
       <w:proofErr w:type="spellStart"/>
       <w:r>
-        <w:t>plaque</w:t>
-      </w:r>
-      <w:proofErr w:type="spellEnd"/>
-      <w:r>
-        <w:t xml:space="preserve"> </w:t>
-      </w:r>
-      <w:proofErr w:type="spellStart"/>
-      <w:r>
-        <w:t>bearing</w:t>
-      </w:r>
-      <w:proofErr w:type="spellEnd"/>
-      <w:r>
-        <w:t xml:space="preserve"> the </w:t>
-      </w:r>
-      <w:proofErr w:type="spellStart"/>
-      <w:r>
-        <w:t>number</w:t>
-      </w:r>
-      <w:proofErr w:type="spellEnd"/>
-      <w:r>
-        <w:t xml:space="preserve"> 1202 (an </w:t>
-      </w:r>
-      <w:proofErr w:type="spellStart"/>
-      <w:r>
-        <w:t>even</w:t>
-      </w:r>
-      <w:proofErr w:type="spellEnd"/>
-      <w:r>
-        <w:t xml:space="preserve"> </w:t>
-      </w:r>
-      <w:proofErr w:type="spellStart"/>
-      <w:r>
-        <w:t>number</w:t>
-      </w:r>
-      <w:proofErr w:type="spellEnd"/>
-      <w:r>
-        <w:t xml:space="preserve">), </w:t>
-      </w:r>
-      <w:proofErr w:type="spellStart"/>
-      <w:r>
-        <w:t>while</w:t>
-      </w:r>
-      <w:proofErr w:type="spellEnd"/>
-      <w:r>
-        <w:t xml:space="preserve"> the </w:t>
-      </w:r>
-      <w:proofErr w:type="spellStart"/>
-      <w:r>
-        <w:t>current</w:t>
-      </w:r>
-      <w:proofErr w:type="spellEnd"/>
-      <w:r>
-        <w:t xml:space="preserve"> </w:t>
-      </w:r>
-      <w:proofErr w:type="spellStart"/>
-      <w:r>
-        <w:t>number</w:t>
-      </w:r>
-      <w:proofErr w:type="spellEnd"/>
-      <w:r>
-        <w:t xml:space="preserve"> </w:t>
-      </w:r>
-      <w:proofErr w:type="spellStart"/>
-      <w:r>
-        <w:t>is</w:t>
-      </w:r>
-      <w:proofErr w:type="spellEnd"/>
-      <w:r>
-        <w:t xml:space="preserve"> 11 (an </w:t>
-      </w:r>
-      <w:proofErr w:type="spellStart"/>
-      <w:r>
-        <w:t>odd</w:t>
-      </w:r>
-      <w:proofErr w:type="spellEnd"/>
-      <w:r>
-        <w:t xml:space="preserve"> </w:t>
-      </w:r>
-      <w:proofErr w:type="spellStart"/>
-      <w:r>
-        <w:t>number</w:t>
-      </w:r>
-      <w:proofErr w:type="spellEnd"/>
-      <w:r>
-        <w:t xml:space="preserve">), </w:t>
-      </w:r>
-      <w:proofErr w:type="spellStart"/>
-      <w:r>
-        <w:t>being</w:t>
-      </w:r>
-      <w:proofErr w:type="spellEnd"/>
-      <w:r>
-        <w:t xml:space="preserve"> on the </w:t>
-      </w:r>
-      <w:proofErr w:type="spellStart"/>
-      <w:r>
-        <w:t>right</w:t>
-      </w:r>
-      <w:proofErr w:type="spellEnd"/>
-      <w:r>
-        <w:t xml:space="preserve"> in the </w:t>
-      </w:r>
-      <w:proofErr w:type="spellStart"/>
-      <w:r>
-        <w:t>direction</w:t>
-      </w:r>
-      <w:proofErr w:type="spellEnd"/>
-      <w:r>
-        <w:t xml:space="preserve"> of </w:t>
-      </w:r>
-      <w:proofErr w:type="spellStart"/>
-      <w:r>
-        <w:t>increasing</w:t>
-      </w:r>
-      <w:proofErr w:type="spellEnd"/>
-      <w:r>
-        <w:t xml:space="preserve"> </w:t>
-      </w:r>
-      <w:proofErr w:type="spellStart"/>
-      <w:r>
-        <w:t>numbers</w:t>
+        <w:t>was</w:t>
+      </w:r>
+      <w:proofErr w:type="spellEnd"/>
+      <w:r>
+        <w:t xml:space="preserve"> </w:t>
+      </w:r>
+      <w:proofErr w:type="spellStart"/>
+      <w:r>
+        <w:t>sourced</w:t>
+      </w:r>
+      <w:proofErr w:type="spellEnd"/>
+      <w:r>
+        <w:t xml:space="preserve"> from the </w:t>
+      </w:r>
+      <w:proofErr w:type="spellStart"/>
+      <w:r>
+        <w:t>nearby</w:t>
+      </w:r>
+      <w:proofErr w:type="spellEnd"/>
+      <w:r>
+        <w:t xml:space="preserve"> Apennine </w:t>
+      </w:r>
+      <w:proofErr w:type="spellStart"/>
+      <w:r>
+        <w:t>quarries</w:t>
+      </w:r>
+      <w:proofErr w:type="spellEnd"/>
+      <w:r>
+        <w:t xml:space="preserve">. </w:t>
+      </w:r>
+      <w:proofErr w:type="spellStart"/>
+      <w:r>
+        <w:t>Protected</w:t>
+      </w:r>
+      <w:proofErr w:type="spellEnd"/>
+      <w:r>
+        <w:t xml:space="preserve"> </w:t>
+      </w:r>
+      <w:proofErr w:type="spellStart"/>
+      <w:r>
+        <w:t>beneath</w:t>
+      </w:r>
+      <w:proofErr w:type="spellEnd"/>
+      <w:r>
+        <w:t xml:space="preserve"> </w:t>
+      </w:r>
+      <w:proofErr w:type="spellStart"/>
+      <w:r>
+        <w:t>Bologna’s</w:t>
+      </w:r>
+      <w:proofErr w:type="spellEnd"/>
+      <w:r>
+        <w:t xml:space="preserve"> </w:t>
+      </w:r>
+      <w:proofErr w:type="spellStart"/>
+      <w:r>
+        <w:t>sheltered</w:t>
+      </w:r>
+      <w:proofErr w:type="spellEnd"/>
+      <w:r>
+        <w:t xml:space="preserve"> </w:t>
+      </w:r>
+      <w:proofErr w:type="spellStart"/>
+      <w:r>
+        <w:t>porticoes</w:t>
       </w:r>
       <w:proofErr w:type="spellEnd"/>
       <w:r>
@@ -1017,45 +1905,279 @@
       </w:r>
       <w:proofErr w:type="spellStart"/>
       <w:r>
-        <w:t>as</w:t>
-      </w:r>
-      <w:proofErr w:type="spellEnd"/>
-      <w:r>
-        <w:t xml:space="preserve"> </w:t>
-      </w:r>
-      <w:proofErr w:type="spellStart"/>
-      <w:r>
-        <w:t>required</w:t>
-      </w:r>
-      <w:proofErr w:type="spellEnd"/>
-      <w:r>
-        <w:t xml:space="preserve"> by </w:t>
-      </w:r>
-      <w:proofErr w:type="spellStart"/>
-      <w:r>
-        <w:t>current</w:t>
-      </w:r>
-      <w:proofErr w:type="spellEnd"/>
-      <w:r>
-        <w:t xml:space="preserve"> </w:t>
-      </w:r>
-      <w:proofErr w:type="spellStart"/>
-      <w:r>
-        <w:t>toponymy</w:t>
-      </w:r>
-      <w:proofErr w:type="spellEnd"/>
-      <w:r>
-        <w:t xml:space="preserve"> </w:t>
-      </w:r>
-      <w:proofErr w:type="spellStart"/>
-      <w:r>
-        <w:t>regulations</w:t>
+        <w:t>these</w:t>
+      </w:r>
+      <w:proofErr w:type="spellEnd"/>
+      <w:r>
+        <w:t xml:space="preserve"> hand-</w:t>
+      </w:r>
+      <w:proofErr w:type="spellStart"/>
+      <w:r>
+        <w:t>carved</w:t>
+      </w:r>
+      <w:proofErr w:type="spellEnd"/>
+      <w:r>
+        <w:t xml:space="preserve"> stone </w:t>
+      </w:r>
+      <w:proofErr w:type="spellStart"/>
+      <w:r>
+        <w:t>plaques</w:t>
+      </w:r>
+      <w:proofErr w:type="spellEnd"/>
+      <w:r>
+        <w:t xml:space="preserve"> </w:t>
+      </w:r>
+      <w:proofErr w:type="spellStart"/>
+      <w:r>
+        <w:t>have</w:t>
+      </w:r>
+      <w:proofErr w:type="spellEnd"/>
+      <w:r>
+        <w:t xml:space="preserve"> </w:t>
+      </w:r>
+      <w:proofErr w:type="spellStart"/>
+      <w:r>
+        <w:t>survived</w:t>
+      </w:r>
+      <w:proofErr w:type="spellEnd"/>
+      <w:r>
+        <w:t xml:space="preserve"> </w:t>
+      </w:r>
+      <w:proofErr w:type="spellStart"/>
+      <w:r>
+        <w:t>intact</w:t>
+      </w:r>
+      <w:proofErr w:type="spellEnd"/>
+      <w:r>
+        <w:t xml:space="preserve"> for more </w:t>
+      </w:r>
+      <w:proofErr w:type="spellStart"/>
+      <w:r>
+        <w:t>than</w:t>
+      </w:r>
+      <w:proofErr w:type="spellEnd"/>
+      <w:r>
+        <w:t xml:space="preserve"> </w:t>
+      </w:r>
+      <w:proofErr w:type="spellStart"/>
+      <w:r>
+        <w:t>two</w:t>
+      </w:r>
+      <w:proofErr w:type="spellEnd"/>
+      <w:r>
+        <w:t xml:space="preserve"> </w:t>
+      </w:r>
+      <w:proofErr w:type="spellStart"/>
+      <w:r>
+        <w:t>centuries</w:t>
       </w:r>
       <w:proofErr w:type="spellEnd"/>
       <w:r>
         <w:t>.</w:t>
       </w:r>
     </w:p>
+    <w:p>
+      <w:pPr>
+        <w:rPr>
+          <w:b/>
+          <w:bCs/>
+        </w:rPr>
+      </w:pPr>
+    </w:p>
+    <w:p/>
+    <w:p>
+      <w:r>
+        <w:rPr>
+          <w:rFonts w:ascii="Arial" w:hAnsi="Arial"/>
+          <w:b/>
+          <w:color w:val="1A365D"/>
+          <w:sz w:val="26"/>
+        </w:rPr>
+        <w:t>Tabella delle Fonti e Certificazione</w:t>
+      </w:r>
+    </w:p>
+    <w:tbl>
+      <w:tblPr>
+        <w:tblW w:w="0" w:type="auto"/>
+        <w:jc w:val="center"/>
+        <w:tblLook w:val="04A0" w:firstRow="1" w:lastRow="0" w:firstColumn="1" w:lastColumn="0" w:noHBand="0" w:noVBand="1"/>
+      </w:tblPr>
+      <w:tblGrid>
+        <w:gridCol w:w="4819"/>
+        <w:gridCol w:w="4819"/>
+      </w:tblGrid>
+      <w:tr>
+        <w:trPr>
+          <w:jc w:val="center"/>
+        </w:trPr>
+        <w:tc>
+          <w:tcPr>
+            <w:tcW w:w="4819" w:type="dxa"/>
+            <w:shd w:val="clear" w:color="auto" w:fill="1A365D"/>
+          </w:tcPr>
+          <w:p>
+            <w:r>
+              <w:rPr>
+                <w:rFonts w:ascii="Arial" w:hAnsi="Arial"/>
+                <w:b/>
+                <w:color w:val="FFFFFF"/>
+                <w:sz w:val="20"/>
+              </w:rPr>
+              <w:t>Affermazione del testo</w:t>
+            </w:r>
+          </w:p>
+        </w:tc>
+        <w:tc>
+          <w:tcPr>
+            <w:tcW w:w="4819" w:type="dxa"/>
+            <w:shd w:val="clear" w:color="auto" w:fill="1A365D"/>
+          </w:tcPr>
+          <w:p>
+            <w:r>
+              <w:rPr>
+                <w:rFonts w:ascii="Arial" w:hAnsi="Arial"/>
+                <w:b/>
+                <w:color w:val="FFFFFF"/>
+                <w:sz w:val="20"/>
+              </w:rPr>
+              <w:t>Fonte Certificata</w:t>
+            </w:r>
+          </w:p>
+        </w:tc>
+      </w:tr>
+      <w:tr>
+        <w:trPr>
+          <w:jc w:val="center"/>
+        </w:trPr>
+        <w:tc>
+          <w:tcPr>
+            <w:tcW w:w="4819" w:type="dxa"/>
+          </w:tcPr>
+          <w:p>
+            <w:r>
+              <w:rPr>
+                <w:rFonts w:ascii="Arial" w:hAnsi="Arial"/>
+                <w:sz w:val="19"/>
+              </w:rPr>
+              <w:t>House numbers in Bologna were introduced in the late 18th century under Napoleonic rule for postal and civic management.</w:t>
+            </w:r>
+          </w:p>
+        </w:tc>
+        <w:tc>
+          <w:tcPr>
+            <w:tcW w:w="4819" w:type="dxa"/>
+          </w:tcPr>
+          <w:p>
+            <w:r>
+              <w:rPr>
+                <w:rFonts w:ascii="Arial" w:hAnsi="Arial"/>
+                <w:sz w:val="19"/>
+              </w:rPr>
+              <w:t>Bologna Online / Salaborsa Library / State Archive of Bologna</w:t>
+            </w:r>
+          </w:p>
+        </w:tc>
+      </w:tr>
+      <w:tr>
+        <w:trPr>
+          <w:jc w:val="center"/>
+        </w:trPr>
+        <w:tc>
+          <w:tcPr>
+            <w:tcW w:w="4819" w:type="dxa"/>
+          </w:tcPr>
+          <w:p>
+            <w:r>
+              <w:rPr>
+                <w:rFonts w:ascii="Arial" w:hAnsi="Arial"/>
+                <w:sz w:val="19"/>
+              </w:rPr>
+              <w:t>The earliest plaques were hand-carved in local sandstone; later terracotta plaques were introduced for mass production.</w:t>
+            </w:r>
+          </w:p>
+        </w:tc>
+        <w:tc>
+          <w:tcPr>
+            <w:tcW w:w="4819" w:type="dxa"/>
+          </w:tcPr>
+          <w:p>
+            <w:r>
+              <w:rPr>
+                <w:rFonts w:ascii="Arial" w:hAnsi="Arial"/>
+                <w:sz w:val="19"/>
+              </w:rPr>
+              <w:t>Storia e Memoria di Bologna / Origine di Bologna Project</w:t>
+            </w:r>
+          </w:p>
+        </w:tc>
+      </w:tr>
+      <w:tr>
+        <w:trPr>
+          <w:jc w:val="center"/>
+        </w:trPr>
+        <w:tc>
+          <w:tcPr>
+            <w:tcW w:w="4819" w:type="dxa"/>
+          </w:tcPr>
+          <w:p>
+            <w:r>
+              <w:rPr>
+                <w:rFonts w:ascii="Arial" w:hAnsi="Arial"/>
+                <w:sz w:val="19"/>
+              </w:rPr>
+              <w:t>At Via Tanari Vecchia 11 (odd current number), an ancient sandstone plaque with number 1202 (even) from the continuous Napoleonic system is preserved.</w:t>
+            </w:r>
+          </w:p>
+        </w:tc>
+        <w:tc>
+          <w:tcPr>
+            <w:tcW w:w="4819" w:type="dxa"/>
+          </w:tcPr>
+          <w:p>
+            <w:r>
+              <w:rPr>
+                <w:rFonts w:ascii="Arial" w:hAnsi="Arial"/>
+                <w:sz w:val="19"/>
+              </w:rPr>
+              <w:t>Direct Toponymic Survey / Origine di Bologna (Municipality of Bologna)</w:t>
+            </w:r>
+          </w:p>
+        </w:tc>
+      </w:tr>
+      <w:tr>
+        <w:trPr>
+          <w:jc w:val="center"/>
+        </w:trPr>
+        <w:tc>
+          <w:tcPr>
+            <w:tcW w:w="4819" w:type="dxa"/>
+          </w:tcPr>
+          <w:p>
+            <w:r>
+              <w:rPr>
+                <w:rFonts w:ascii="Arial" w:hAnsi="Arial"/>
+                <w:sz w:val="19"/>
+              </w:rPr>
+              <w:t>In the original system, numbers were not split by even/odd per street, but followed a continuous sequence per city sector.</w:t>
+            </w:r>
+          </w:p>
+        </w:tc>
+        <w:tc>
+          <w:tcPr>
+            <w:tcW w:w="4819" w:type="dxa"/>
+          </w:tcPr>
+          <w:p>
+            <w:r>
+              <w:rPr>
+                <w:rFonts w:ascii="Arial" w:hAnsi="Arial"/>
+                <w:sz w:val="19"/>
+              </w:rPr>
+              <w:t>State Archive of Bologna - Historical Land Registry and Toponymy</w:t>
+            </w:r>
+          </w:p>
+        </w:tc>
+      </w:tr>
+    </w:tbl>
     <w:p/>
     <w:sectPr>
       <w:pgSz w:w="11906" w:h="16838"/>
@@ -1065,6 +2187,431 @@
     </w:sectPr>
   </w:body>
 </w:document>
+</file>
+
+<file path=word/numbering.xml><?xml version="1.0" encoding="utf-8"?>
+<w:numbering xmlns:wpc="http://schemas.microsoft.com/office/word/2010/wordprocessingCanvas" xmlns:cx="http://schemas.microsoft.com/office/drawing/2014/chartex" xmlns:cx1="http://schemas.microsoft.com/office/drawing/2015/9/8/chartex" xmlns:cx2="http://schemas.microsoft.com/office/drawing/2015/10/21/chartex" xmlns:cx3="http://schemas.microsoft.com/office/drawing/2016/5/9/chartex" xmlns:cx4="http://schemas.microsoft.com/office/drawing/2016/5/10/chartex" xmlns:cx5="http://schemas.microsoft.com/office/drawing/2016/5/11/chartex" xmlns:cx6="http://schemas.microsoft.com/office/drawing/2016/5/12/chartex" xmlns:cx7="http://schemas.microsoft.com/office/drawing/2016/5/13/chartex" xmlns:cx8="http://schemas.microsoft.com/office/drawing/2016/5/14/chartex" xmlns:mc="http://schemas.openxmlformats.org/markup-compatibility/2006" xmlns:aink="http://schemas.microsoft.com/office/drawing/2016/ink" xmlns:am3d="http://schemas.microsoft.com/office/drawing/2017/model3d" xmlns:o="urn:schemas-microsoft-com:office:office" xmlns:oel="http://schemas.microsoft.com/office/2019/extlst" xmlns:r="http://schemas.openxmlformats.org/officeDocument/2006/relationships" xmlns:m="http://schemas.openxmlformats.org/officeDocument/2006/math" xmlns:v="urn:schemas-microsoft-com:vml" xmlns:wp14="http://schemas.microsoft.com/office/word/2010/wordprocessingDrawing" xmlns:wp="http://schemas.openxmlformats.org/drawingml/2006/wordprocessingDrawing" xmlns:w10="urn:schemas-microsoft-com:office:word" xmlns:w="http://schemas.openxmlformats.org/wordprocessingml/2006/main" xmlns:w14="http://schemas.microsoft.com/office/word/2010/wordml" xmlns:w15="http://schemas.microsoft.com/office/word/2012/wordml" xmlns:w16cex="http://schemas.microsoft.com/office/word/2018/wordml/cex" xmlns:w16cid="http://schemas.microsoft.com/office/word/2016/wordml/cid" xmlns:w16="http://schemas.microsoft.com/office/word/2018/wordml" xmlns:w16du="http://schemas.microsoft.com/office/word/2023/wordml/word16du" xmlns:w16sdtdh="http://schemas.microsoft.com/office/word/2020/wordml/sdtdatahash" xmlns:w16sdtfl="http://schemas.microsoft.com/office/word/2024/wordml/sdtformatlock" xmlns:w16se="http://schemas.microsoft.com/office/word/2015/wordml/symex" xmlns:wpg="http://schemas.microsoft.com/office/word/2010/wordprocessingGroup" xmlns:wpi="http://schemas.microsoft.com/office/word/2010/wordprocessingInk" xmlns:wne="http://schemas.microsoft.com/office/word/2006/wordml" xmlns:wps="http://schemas.microsoft.com/office/word/2010/wordprocessingShape" mc:Ignorable="w14 w15 w16se w16cid w16 w16cex w16sdtdh w16sdtfl w16du wp14">
+  <w:abstractNum w:abstractNumId="0" w15:restartNumberingAfterBreak="0">
+    <w:nsid w:val="01814D64"/>
+    <w:multiLevelType w:val="multilevel"/>
+    <w:tmpl w:val="8B5CE968"/>
+    <w:lvl w:ilvl="0">
+      <w:start w:val="1"/>
+      <w:numFmt w:val="decimal"/>
+      <w:lvlText w:val="%1."/>
+      <w:lvlJc w:val="left"/>
+      <w:pPr>
+        <w:tabs>
+          <w:tab w:val="num" w:pos="720"/>
+        </w:tabs>
+        <w:ind w:left="720" w:hanging="360"/>
+      </w:pPr>
+    </w:lvl>
+    <w:lvl w:ilvl="1" w:tentative="1">
+      <w:start w:val="1"/>
+      <w:numFmt w:val="decimal"/>
+      <w:lvlText w:val="%2."/>
+      <w:lvlJc w:val="left"/>
+      <w:pPr>
+        <w:tabs>
+          <w:tab w:val="num" w:pos="1440"/>
+        </w:tabs>
+        <w:ind w:left="1440" w:hanging="360"/>
+      </w:pPr>
+    </w:lvl>
+    <w:lvl w:ilvl="2" w:tentative="1">
+      <w:start w:val="1"/>
+      <w:numFmt w:val="decimal"/>
+      <w:lvlText w:val="%3."/>
+      <w:lvlJc w:val="left"/>
+      <w:pPr>
+        <w:tabs>
+          <w:tab w:val="num" w:pos="2160"/>
+        </w:tabs>
+        <w:ind w:left="2160" w:hanging="360"/>
+      </w:pPr>
+    </w:lvl>
+    <w:lvl w:ilvl="3" w:tentative="1">
+      <w:start w:val="1"/>
+      <w:numFmt w:val="decimal"/>
+      <w:lvlText w:val="%4."/>
+      <w:lvlJc w:val="left"/>
+      <w:pPr>
+        <w:tabs>
+          <w:tab w:val="num" w:pos="2880"/>
+        </w:tabs>
+        <w:ind w:left="2880" w:hanging="360"/>
+      </w:pPr>
+    </w:lvl>
+    <w:lvl w:ilvl="4" w:tentative="1">
+      <w:start w:val="1"/>
+      <w:numFmt w:val="decimal"/>
+      <w:lvlText w:val="%5."/>
+      <w:lvlJc w:val="left"/>
+      <w:pPr>
+        <w:tabs>
+          <w:tab w:val="num" w:pos="3600"/>
+        </w:tabs>
+        <w:ind w:left="3600" w:hanging="360"/>
+      </w:pPr>
+    </w:lvl>
+    <w:lvl w:ilvl="5" w:tentative="1">
+      <w:start w:val="1"/>
+      <w:numFmt w:val="decimal"/>
+      <w:lvlText w:val="%6."/>
+      <w:lvlJc w:val="left"/>
+      <w:pPr>
+        <w:tabs>
+          <w:tab w:val="num" w:pos="4320"/>
+        </w:tabs>
+        <w:ind w:left="4320" w:hanging="360"/>
+      </w:pPr>
+    </w:lvl>
+    <w:lvl w:ilvl="6" w:tentative="1">
+      <w:start w:val="1"/>
+      <w:numFmt w:val="decimal"/>
+      <w:lvlText w:val="%7."/>
+      <w:lvlJc w:val="left"/>
+      <w:pPr>
+        <w:tabs>
+          <w:tab w:val="num" w:pos="5040"/>
+        </w:tabs>
+        <w:ind w:left="5040" w:hanging="360"/>
+      </w:pPr>
+    </w:lvl>
+    <w:lvl w:ilvl="7" w:tentative="1">
+      <w:start w:val="1"/>
+      <w:numFmt w:val="decimal"/>
+      <w:lvlText w:val="%8."/>
+      <w:lvlJc w:val="left"/>
+      <w:pPr>
+        <w:tabs>
+          <w:tab w:val="num" w:pos="5760"/>
+        </w:tabs>
+        <w:ind w:left="5760" w:hanging="360"/>
+      </w:pPr>
+    </w:lvl>
+    <w:lvl w:ilvl="8" w:tentative="1">
+      <w:start w:val="1"/>
+      <w:numFmt w:val="decimal"/>
+      <w:lvlText w:val="%9."/>
+      <w:lvlJc w:val="left"/>
+      <w:pPr>
+        <w:tabs>
+          <w:tab w:val="num" w:pos="6480"/>
+        </w:tabs>
+        <w:ind w:left="6480" w:hanging="360"/>
+      </w:pPr>
+    </w:lvl>
+  </w:abstractNum>
+  <w:abstractNum w:abstractNumId="1" w15:restartNumberingAfterBreak="0">
+    <w:nsid w:val="067F7384"/>
+    <w:multiLevelType w:val="multilevel"/>
+    <w:tmpl w:val="A566E214"/>
+    <w:lvl w:ilvl="0">
+      <w:start w:val="1"/>
+      <w:numFmt w:val="bullet"/>
+      <w:lvlText w:val=""/>
+      <w:lvlJc w:val="left"/>
+      <w:pPr>
+        <w:tabs>
+          <w:tab w:val="num" w:pos="720"/>
+        </w:tabs>
+        <w:ind w:left="720" w:hanging="360"/>
+      </w:pPr>
+      <w:rPr>
+        <w:rFonts w:ascii="Symbol" w:hAnsi="Symbol" w:hint="default"/>
+        <w:sz w:val="20"/>
+      </w:rPr>
+    </w:lvl>
+    <w:lvl w:ilvl="1" w:tentative="1">
+      <w:start w:val="1"/>
+      <w:numFmt w:val="bullet"/>
+      <w:lvlText w:val="o"/>
+      <w:lvlJc w:val="left"/>
+      <w:pPr>
+        <w:tabs>
+          <w:tab w:val="num" w:pos="1440"/>
+        </w:tabs>
+        <w:ind w:left="1440" w:hanging="360"/>
+      </w:pPr>
+      <w:rPr>
+        <w:rFonts w:ascii="Courier New" w:hAnsi="Courier New" w:hint="default"/>
+        <w:sz w:val="20"/>
+      </w:rPr>
+    </w:lvl>
+    <w:lvl w:ilvl="2" w:tentative="1">
+      <w:start w:val="1"/>
+      <w:numFmt w:val="bullet"/>
+      <w:lvlText w:val=""/>
+      <w:lvlJc w:val="left"/>
+      <w:pPr>
+        <w:tabs>
+          <w:tab w:val="num" w:pos="2160"/>
+        </w:tabs>
+        <w:ind w:left="2160" w:hanging="360"/>
+      </w:pPr>
+      <w:rPr>
+        <w:rFonts w:ascii="Wingdings" w:hAnsi="Wingdings" w:hint="default"/>
+        <w:sz w:val="20"/>
+      </w:rPr>
+    </w:lvl>
+    <w:lvl w:ilvl="3" w:tentative="1">
+      <w:start w:val="1"/>
+      <w:numFmt w:val="bullet"/>
+      <w:lvlText w:val=""/>
+      <w:lvlJc w:val="left"/>
+      <w:pPr>
+        <w:tabs>
+          <w:tab w:val="num" w:pos="2880"/>
+        </w:tabs>
+        <w:ind w:left="2880" w:hanging="360"/>
+      </w:pPr>
+      <w:rPr>
+        <w:rFonts w:ascii="Wingdings" w:hAnsi="Wingdings" w:hint="default"/>
+        <w:sz w:val="20"/>
+      </w:rPr>
+    </w:lvl>
+    <w:lvl w:ilvl="4" w:tentative="1">
+      <w:start w:val="1"/>
+      <w:numFmt w:val="bullet"/>
+      <w:lvlText w:val=""/>
+      <w:lvlJc w:val="left"/>
+      <w:pPr>
+        <w:tabs>
+          <w:tab w:val="num" w:pos="3600"/>
+        </w:tabs>
+        <w:ind w:left="3600" w:hanging="360"/>
+      </w:pPr>
+      <w:rPr>
+        <w:rFonts w:ascii="Wingdings" w:hAnsi="Wingdings" w:hint="default"/>
+        <w:sz w:val="20"/>
+      </w:rPr>
+    </w:lvl>
+    <w:lvl w:ilvl="5" w:tentative="1">
+      <w:start w:val="1"/>
+      <w:numFmt w:val="bullet"/>
+      <w:lvlText w:val=""/>
+      <w:lvlJc w:val="left"/>
+      <w:pPr>
+        <w:tabs>
+          <w:tab w:val="num" w:pos="4320"/>
+        </w:tabs>
+        <w:ind w:left="4320" w:hanging="360"/>
+      </w:pPr>
+      <w:rPr>
+        <w:rFonts w:ascii="Wingdings" w:hAnsi="Wingdings" w:hint="default"/>
+        <w:sz w:val="20"/>
+      </w:rPr>
+    </w:lvl>
+    <w:lvl w:ilvl="6" w:tentative="1">
+      <w:start w:val="1"/>
+      <w:numFmt w:val="bullet"/>
+      <w:lvlText w:val=""/>
+      <w:lvlJc w:val="left"/>
+      <w:pPr>
+        <w:tabs>
+          <w:tab w:val="num" w:pos="5040"/>
+        </w:tabs>
+        <w:ind w:left="5040" w:hanging="360"/>
+      </w:pPr>
+      <w:rPr>
+        <w:rFonts w:ascii="Wingdings" w:hAnsi="Wingdings" w:hint="default"/>
+        <w:sz w:val="20"/>
+      </w:rPr>
+    </w:lvl>
+    <w:lvl w:ilvl="7" w:tentative="1">
+      <w:start w:val="1"/>
+      <w:numFmt w:val="bullet"/>
+      <w:lvlText w:val=""/>
+      <w:lvlJc w:val="left"/>
+      <w:pPr>
+        <w:tabs>
+          <w:tab w:val="num" w:pos="5760"/>
+        </w:tabs>
+        <w:ind w:left="5760" w:hanging="360"/>
+      </w:pPr>
+      <w:rPr>
+        <w:rFonts w:ascii="Wingdings" w:hAnsi="Wingdings" w:hint="default"/>
+        <w:sz w:val="20"/>
+      </w:rPr>
+    </w:lvl>
+    <w:lvl w:ilvl="8" w:tentative="1">
+      <w:start w:val="1"/>
+      <w:numFmt w:val="bullet"/>
+      <w:lvlText w:val=""/>
+      <w:lvlJc w:val="left"/>
+      <w:pPr>
+        <w:tabs>
+          <w:tab w:val="num" w:pos="6480"/>
+        </w:tabs>
+        <w:ind w:left="6480" w:hanging="360"/>
+      </w:pPr>
+      <w:rPr>
+        <w:rFonts w:ascii="Wingdings" w:hAnsi="Wingdings" w:hint="default"/>
+        <w:sz w:val="20"/>
+      </w:rPr>
+    </w:lvl>
+  </w:abstractNum>
+  <w:abstractNum w:abstractNumId="2" w15:restartNumberingAfterBreak="0">
+    <w:nsid w:val="5BDD0850"/>
+    <w:multiLevelType w:val="multilevel"/>
+    <w:tmpl w:val="2BA83E52"/>
+    <w:lvl w:ilvl="0">
+      <w:start w:val="1"/>
+      <w:numFmt w:val="bullet"/>
+      <w:lvlText w:val=""/>
+      <w:lvlJc w:val="left"/>
+      <w:pPr>
+        <w:tabs>
+          <w:tab w:val="num" w:pos="720"/>
+        </w:tabs>
+        <w:ind w:left="720" w:hanging="360"/>
+      </w:pPr>
+      <w:rPr>
+        <w:rFonts w:ascii="Symbol" w:hAnsi="Symbol" w:hint="default"/>
+        <w:sz w:val="20"/>
+      </w:rPr>
+    </w:lvl>
+    <w:lvl w:ilvl="1" w:tentative="1">
+      <w:start w:val="1"/>
+      <w:numFmt w:val="bullet"/>
+      <w:lvlText w:val="o"/>
+      <w:lvlJc w:val="left"/>
+      <w:pPr>
+        <w:tabs>
+          <w:tab w:val="num" w:pos="1440"/>
+        </w:tabs>
+        <w:ind w:left="1440" w:hanging="360"/>
+      </w:pPr>
+      <w:rPr>
+        <w:rFonts w:ascii="Courier New" w:hAnsi="Courier New" w:hint="default"/>
+        <w:sz w:val="20"/>
+      </w:rPr>
+    </w:lvl>
+    <w:lvl w:ilvl="2" w:tentative="1">
+      <w:start w:val="1"/>
+      <w:numFmt w:val="bullet"/>
+      <w:lvlText w:val=""/>
+      <w:lvlJc w:val="left"/>
+      <w:pPr>
+        <w:tabs>
+          <w:tab w:val="num" w:pos="2160"/>
+        </w:tabs>
+        <w:ind w:left="2160" w:hanging="360"/>
+      </w:pPr>
+      <w:rPr>
+        <w:rFonts w:ascii="Wingdings" w:hAnsi="Wingdings" w:hint="default"/>
+        <w:sz w:val="20"/>
+      </w:rPr>
+    </w:lvl>
+    <w:lvl w:ilvl="3" w:tentative="1">
+      <w:start w:val="1"/>
+      <w:numFmt w:val="bullet"/>
+      <w:lvlText w:val=""/>
+      <w:lvlJc w:val="left"/>
+      <w:pPr>
+        <w:tabs>
+          <w:tab w:val="num" w:pos="2880"/>
+        </w:tabs>
+        <w:ind w:left="2880" w:hanging="360"/>
+      </w:pPr>
+      <w:rPr>
+        <w:rFonts w:ascii="Wingdings" w:hAnsi="Wingdings" w:hint="default"/>
+        <w:sz w:val="20"/>
+      </w:rPr>
+    </w:lvl>
+    <w:lvl w:ilvl="4" w:tentative="1">
+      <w:start w:val="1"/>
+      <w:numFmt w:val="bullet"/>
+      <w:lvlText w:val=""/>
+      <w:lvlJc w:val="left"/>
+      <w:pPr>
+        <w:tabs>
+          <w:tab w:val="num" w:pos="3600"/>
+        </w:tabs>
+        <w:ind w:left="3600" w:hanging="360"/>
+      </w:pPr>
+      <w:rPr>
+        <w:rFonts w:ascii="Wingdings" w:hAnsi="Wingdings" w:hint="default"/>
+        <w:sz w:val="20"/>
+      </w:rPr>
+    </w:lvl>
+    <w:lvl w:ilvl="5" w:tentative="1">
+      <w:start w:val="1"/>
+      <w:numFmt w:val="bullet"/>
+      <w:lvlText w:val=""/>
+      <w:lvlJc w:val="left"/>
+      <w:pPr>
+        <w:tabs>
+          <w:tab w:val="num" w:pos="4320"/>
+        </w:tabs>
+        <w:ind w:left="4320" w:hanging="360"/>
+      </w:pPr>
+      <w:rPr>
+        <w:rFonts w:ascii="Wingdings" w:hAnsi="Wingdings" w:hint="default"/>
+        <w:sz w:val="20"/>
+      </w:rPr>
+    </w:lvl>
+    <w:lvl w:ilvl="6" w:tentative="1">
+      <w:start w:val="1"/>
+      <w:numFmt w:val="bullet"/>
+      <w:lvlText w:val=""/>
+      <w:lvlJc w:val="left"/>
+      <w:pPr>
+        <w:tabs>
+          <w:tab w:val="num" w:pos="5040"/>
+        </w:tabs>
+        <w:ind w:left="5040" w:hanging="360"/>
+      </w:pPr>
+      <w:rPr>
+        <w:rFonts w:ascii="Wingdings" w:hAnsi="Wingdings" w:hint="default"/>
+        <w:sz w:val="20"/>
+      </w:rPr>
+    </w:lvl>
+    <w:lvl w:ilvl="7" w:tentative="1">
+      <w:start w:val="1"/>
+      <w:numFmt w:val="bullet"/>
+      <w:lvlText w:val=""/>
+      <w:lvlJc w:val="left"/>
+      <w:pPr>
+        <w:tabs>
+          <w:tab w:val="num" w:pos="5760"/>
+        </w:tabs>
+        <w:ind w:left="5760" w:hanging="360"/>
+      </w:pPr>
+      <w:rPr>
+        <w:rFonts w:ascii="Wingdings" w:hAnsi="Wingdings" w:hint="default"/>
+        <w:sz w:val="20"/>
+      </w:rPr>
+    </w:lvl>
+    <w:lvl w:ilvl="8" w:tentative="1">
+      <w:start w:val="1"/>
+      <w:numFmt w:val="bullet"/>
+      <w:lvlText w:val=""/>
+      <w:lvlJc w:val="left"/>
+      <w:pPr>
+        <w:tabs>
+          <w:tab w:val="num" w:pos="6480"/>
+        </w:tabs>
+        <w:ind w:left="6480" w:hanging="360"/>
+      </w:pPr>
+      <w:rPr>
+        <w:rFonts w:ascii="Wingdings" w:hAnsi="Wingdings" w:hint="default"/>
+        <w:sz w:val="20"/>
+      </w:rPr>
+    </w:lvl>
+  </w:abstractNum>
+  <w:num w:numId="1" w16cid:durableId="420030476">
+    <w:abstractNumId w:val="2"/>
+  </w:num>
+  <w:num w:numId="2" w16cid:durableId="1313096904">
+    <w:abstractNumId w:val="1"/>
+  </w:num>
+  <w:num w:numId="3" w16cid:durableId="1862084780">
+    <w:abstractNumId w:val="0"/>
+  </w:num>
+</w:numbering>
 </file>
 
 <file path=word/styles.xml><?xml version="1.0" encoding="utf-8"?>
@@ -1475,7 +3022,7 @@
     <w:link w:val="Titolo1Carattere"/>
     <w:uiPriority w:val="9"/>
     <w:qFormat/>
-    <w:rsid w:val="00463145"/>
+    <w:rsid w:val="00C62358"/>
     <w:pPr>
       <w:keepNext/>
       <w:keepLines/>
@@ -1498,7 +3045,7 @@
     <w:semiHidden/>
     <w:unhideWhenUsed/>
     <w:qFormat/>
-    <w:rsid w:val="00463145"/>
+    <w:rsid w:val="00C62358"/>
     <w:pPr>
       <w:keepNext/>
       <w:keepLines/>
@@ -1521,7 +3068,7 @@
     <w:semiHidden/>
     <w:unhideWhenUsed/>
     <w:qFormat/>
-    <w:rsid w:val="00463145"/>
+    <w:rsid w:val="00C62358"/>
     <w:pPr>
       <w:keepNext/>
       <w:keepLines/>
@@ -1544,7 +3091,7 @@
     <w:semiHidden/>
     <w:unhideWhenUsed/>
     <w:qFormat/>
-    <w:rsid w:val="00463145"/>
+    <w:rsid w:val="00C62358"/>
     <w:pPr>
       <w:keepNext/>
       <w:keepLines/>
@@ -1567,7 +3114,7 @@
     <w:semiHidden/>
     <w:unhideWhenUsed/>
     <w:qFormat/>
-    <w:rsid w:val="00463145"/>
+    <w:rsid w:val="00C62358"/>
     <w:pPr>
       <w:keepNext/>
       <w:keepLines/>
@@ -1588,7 +3135,7 @@
     <w:semiHidden/>
     <w:unhideWhenUsed/>
     <w:qFormat/>
-    <w:rsid w:val="00463145"/>
+    <w:rsid w:val="00C62358"/>
     <w:pPr>
       <w:keepNext/>
       <w:keepLines/>
@@ -1611,7 +3158,7 @@
     <w:semiHidden/>
     <w:unhideWhenUsed/>
     <w:qFormat/>
-    <w:rsid w:val="00463145"/>
+    <w:rsid w:val="00C62358"/>
     <w:pPr>
       <w:keepNext/>
       <w:keepLines/>
@@ -1632,7 +3179,7 @@
     <w:semiHidden/>
     <w:unhideWhenUsed/>
     <w:qFormat/>
-    <w:rsid w:val="00463145"/>
+    <w:rsid w:val="00C62358"/>
     <w:pPr>
       <w:keepNext/>
       <w:keepLines/>
@@ -1655,7 +3202,7 @@
     <w:semiHidden/>
     <w:unhideWhenUsed/>
     <w:qFormat/>
-    <w:rsid w:val="00463145"/>
+    <w:rsid w:val="00C62358"/>
     <w:pPr>
       <w:keepNext/>
       <w:keepLines/>
@@ -1699,7 +3246,7 @@
     <w:basedOn w:val="Carpredefinitoparagrafo"/>
     <w:link w:val="Titolo1"/>
     <w:uiPriority w:val="9"/>
-    <w:rsid w:val="00463145"/>
+    <w:rsid w:val="00C62358"/>
     <w:rPr>
       <w:rFonts w:asciiTheme="majorHAnsi" w:eastAsiaTheme="majorEastAsia" w:hAnsiTheme="majorHAnsi" w:cstheme="majorBidi"/>
       <w:color w:val="0F4761" w:themeColor="accent1" w:themeShade="BF"/>
@@ -1713,7 +3260,7 @@
     <w:link w:val="Titolo2"/>
     <w:uiPriority w:val="9"/>
     <w:semiHidden/>
-    <w:rsid w:val="00463145"/>
+    <w:rsid w:val="00C62358"/>
     <w:rPr>
       <w:rFonts w:asciiTheme="majorHAnsi" w:eastAsiaTheme="majorEastAsia" w:hAnsiTheme="majorHAnsi" w:cstheme="majorBidi"/>
       <w:color w:val="0F4761" w:themeColor="accent1" w:themeShade="BF"/>
@@ -1727,7 +3274,7 @@
     <w:link w:val="Titolo3"/>
     <w:uiPriority w:val="9"/>
     <w:semiHidden/>
-    <w:rsid w:val="00463145"/>
+    <w:rsid w:val="00C62358"/>
     <w:rPr>
       <w:rFonts w:eastAsiaTheme="majorEastAsia" w:cstheme="majorBidi"/>
       <w:color w:val="0F4761" w:themeColor="accent1" w:themeShade="BF"/>
@@ -1741,7 +3288,7 @@
     <w:link w:val="Titolo4"/>
     <w:uiPriority w:val="9"/>
     <w:semiHidden/>
-    <w:rsid w:val="00463145"/>
+    <w:rsid w:val="00C62358"/>
     <w:rPr>
       <w:rFonts w:eastAsiaTheme="majorEastAsia" w:cstheme="majorBidi"/>
       <w:i/>
@@ -1755,7 +3302,7 @@
     <w:link w:val="Titolo5"/>
     <w:uiPriority w:val="9"/>
     <w:semiHidden/>
-    <w:rsid w:val="00463145"/>
+    <w:rsid w:val="00C62358"/>
     <w:rPr>
       <w:rFonts w:eastAsiaTheme="majorEastAsia" w:cstheme="majorBidi"/>
       <w:color w:val="0F4761" w:themeColor="accent1" w:themeShade="BF"/>
@@ -1767,7 +3314,7 @@
     <w:link w:val="Titolo6"/>
     <w:uiPriority w:val="9"/>
     <w:semiHidden/>
-    <w:rsid w:val="00463145"/>
+    <w:rsid w:val="00C62358"/>
     <w:rPr>
       <w:rFonts w:eastAsiaTheme="majorEastAsia" w:cstheme="majorBidi"/>
       <w:i/>
@@ -1781,7 +3328,7 @@
     <w:link w:val="Titolo7"/>
     <w:uiPriority w:val="9"/>
     <w:semiHidden/>
-    <w:rsid w:val="00463145"/>
+    <w:rsid w:val="00C62358"/>
     <w:rPr>
       <w:rFonts w:eastAsiaTheme="majorEastAsia" w:cstheme="majorBidi"/>
       <w:color w:val="595959" w:themeColor="text1" w:themeTint="A6"/>
@@ -1793,7 +3340,7 @@
     <w:link w:val="Titolo8"/>
     <w:uiPriority w:val="9"/>
     <w:semiHidden/>
-    <w:rsid w:val="00463145"/>
+    <w:rsid w:val="00C62358"/>
     <w:rPr>
       <w:rFonts w:eastAsiaTheme="majorEastAsia" w:cstheme="majorBidi"/>
       <w:i/>
@@ -1807,7 +3354,7 @@
     <w:link w:val="Titolo9"/>
     <w:uiPriority w:val="9"/>
     <w:semiHidden/>
-    <w:rsid w:val="00463145"/>
+    <w:rsid w:val="00C62358"/>
     <w:rPr>
       <w:rFonts w:eastAsiaTheme="majorEastAsia" w:cstheme="majorBidi"/>
       <w:color w:val="272727" w:themeColor="text1" w:themeTint="D8"/>
@@ -1820,7 +3367,7 @@
     <w:link w:val="TitoloCarattere"/>
     <w:uiPriority w:val="10"/>
     <w:qFormat/>
-    <w:rsid w:val="00463145"/>
+    <w:rsid w:val="00C62358"/>
     <w:pPr>
       <w:spacing w:after="80" w:line="240" w:lineRule="auto"/>
       <w:contextualSpacing/>
@@ -1838,7 +3385,7 @@
     <w:basedOn w:val="Carpredefinitoparagrafo"/>
     <w:link w:val="Titolo"/>
     <w:uiPriority w:val="10"/>
-    <w:rsid w:val="00463145"/>
+    <w:rsid w:val="00C62358"/>
     <w:rPr>
       <w:rFonts w:asciiTheme="majorHAnsi" w:eastAsiaTheme="majorEastAsia" w:hAnsiTheme="majorHAnsi" w:cstheme="majorBidi"/>
       <w:spacing w:val="-10"/>
@@ -1854,7 +3401,7 @@
     <w:link w:val="SottotitoloCarattere"/>
     <w:uiPriority w:val="11"/>
     <w:qFormat/>
-    <w:rsid w:val="00463145"/>
+    <w:rsid w:val="00C62358"/>
     <w:pPr>
       <w:numPr>
         <w:ilvl w:val="1"/>
@@ -1873,7 +3420,7 @@
     <w:basedOn w:val="Carpredefinitoparagrafo"/>
     <w:link w:val="Sottotitolo"/>
     <w:uiPriority w:val="11"/>
-    <w:rsid w:val="00463145"/>
+    <w:rsid w:val="00C62358"/>
     <w:rPr>
       <w:rFonts w:eastAsiaTheme="majorEastAsia" w:cstheme="majorBidi"/>
       <w:color w:val="595959" w:themeColor="text1" w:themeTint="A6"/>
@@ -1889,7 +3436,7 @@
     <w:link w:val="CitazioneCarattere"/>
     <w:uiPriority w:val="29"/>
     <w:qFormat/>
-    <w:rsid w:val="00463145"/>
+    <w:rsid w:val="00C62358"/>
     <w:pPr>
       <w:spacing w:before="160"/>
       <w:jc w:val="center"/>
@@ -1905,7 +3452,7 @@
     <w:basedOn w:val="Carpredefinitoparagrafo"/>
     <w:link w:val="Citazione"/>
     <w:uiPriority w:val="29"/>
-    <w:rsid w:val="00463145"/>
+    <w:rsid w:val="00C62358"/>
     <w:rPr>
       <w:i/>
       <w:iCs/>
@@ -1917,7 +3464,7 @@
     <w:basedOn w:val="Normale"/>
     <w:uiPriority w:val="34"/>
     <w:qFormat/>
-    <w:rsid w:val="00463145"/>
+    <w:rsid w:val="00C62358"/>
     <w:pPr>
       <w:ind w:left="720"/>
       <w:contextualSpacing/>
@@ -1928,7 +3475,7 @@
     <w:basedOn w:val="Carpredefinitoparagrafo"/>
     <w:uiPriority w:val="21"/>
     <w:qFormat/>
-    <w:rsid w:val="00463145"/>
+    <w:rsid w:val="00C62358"/>
     <w:rPr>
       <w:i/>
       <w:iCs/>
@@ -1942,7 +3489,7 @@
     <w:link w:val="CitazioneintensaCarattere"/>
     <w:uiPriority w:val="30"/>
     <w:qFormat/>
-    <w:rsid w:val="00463145"/>
+    <w:rsid w:val="00C62358"/>
     <w:pPr>
       <w:pBdr>
         <w:top w:val="single" w:sz="4" w:space="10" w:color="0F4761" w:themeColor="accent1" w:themeShade="BF"/>
@@ -1963,7 +3510,7 @@
     <w:basedOn w:val="Carpredefinitoparagrafo"/>
     <w:link w:val="Citazioneintensa"/>
     <w:uiPriority w:val="30"/>
-    <w:rsid w:val="00463145"/>
+    <w:rsid w:val="00C62358"/>
     <w:rPr>
       <w:i/>
       <w:iCs/>
@@ -1975,7 +3522,7 @@
     <w:basedOn w:val="Carpredefinitoparagrafo"/>
     <w:uiPriority w:val="32"/>
     <w:qFormat/>
-    <w:rsid w:val="00463145"/>
+    <w:rsid w:val="00C62358"/>
     <w:rPr>
       <w:b/>
       <w:bCs/>
